--- a/自學VScode製作一號隊友專屬網站.docx
+++ b/自學VScode製作一號隊友專屬網站.docx
@@ -4,1147 +4,594 @@
   <w:body>
     <w:p>
       <w:pPr>
-        <w:jc w:val="center"/>
+        <w:pStyle w:val="a9"/>
+        <w:numPr>
+          <w:ilvl w:val="0"/>
+          <w:numId w:val="5"/>
+        </w:numPr>
+        <w:rPr>
+          <w:rFonts w:ascii="cwTeX 明體" w:eastAsia="cwTeX 明體" w:hAnsi="cwTeX 明體"/>
+        </w:rPr>
+      </w:pPr>
+      <w:r>
+        <w:rPr>
+          <w:rFonts w:ascii="cwTeX 明體" w:eastAsia="cwTeX 明體" w:hAnsi="cwTeX 明體" w:hint="eastAsia"/>
+        </w:rPr>
+        <w:t>Q</w:t>
+      </w:r>
+      <w:r>
         <w:rPr>
           <w:rFonts w:ascii="cwTeX 明體" w:eastAsia="cwTeX 明體" w:hAnsi="cwTeX 明體"/>
           <w:b/>
           <w:bCs/>
-          <w:sz w:val="40"/>
-          <w:szCs w:val="40"/>
-        </w:rPr>
-      </w:pPr>
-      <w:r>
-        <w:rPr>
-          <w:rFonts w:ascii="cwTeX 明體" w:eastAsia="cwTeX 明體" w:hAnsi="cwTeX 明體" w:hint="eastAsia"/>
+        </w:rPr>
+        <w:t>關於資料驅動 (Data-Driven)：</w:t>
+      </w:r>
+      <w:r>
+        <w:rPr>
+          <w:rFonts w:ascii="cwTeX 明體" w:eastAsia="cwTeX 明體" w:hAnsi="cwTeX 明體"/>
+        </w:rPr>
+        <w:t xml:space="preserve"> 你從 HTML 硬寫轉向 .json 系統。若未來賽程變動頻繁（例如延賽、補賽），你認為目前的 JSON 結構有哪些局限性？若要擴充到自動化抓取 API，你需要克服的最大困難是什麼？</w:t>
+      </w:r>
+    </w:p>
+    <w:p>
+      <w:pPr>
+        <w:pStyle w:val="a9"/>
+        <w:ind w:left="360"/>
+        <w:rPr>
+          <w:rFonts w:ascii="cwTeX 明體" w:eastAsia="cwTeX 明體" w:hAnsi="cwTeX 明體"/>
+        </w:rPr>
+      </w:pPr>
+      <w:r>
+        <w:rPr>
+          <w:rFonts w:ascii="cwTeX 明體" w:eastAsia="cwTeX 明體" w:hAnsi="cwTeX 明體" w:hint="eastAsia"/>
+        </w:rPr>
+        <w:t>A</w:t>
+      </w:r>
+      <w:r>
+        <w:rPr>
+          <w:rFonts w:ascii="cwTeX 明體" w:eastAsia="cwTeX 明體" w:hAnsi="cwTeX 明體" w:hint="eastAsia"/>
+        </w:rPr>
+        <w:t>侷限性一定是還是</w:t>
+      </w:r>
+      <w:r>
+        <w:rPr>
+          <w:rFonts w:ascii="cwTeX 明體" w:eastAsia="cwTeX 明體" w:hAnsi="cwTeX 明體" w:hint="eastAsia"/>
+        </w:rPr>
+        <w:t>需</w:t>
+      </w:r>
+      <w:r>
+        <w:rPr>
+          <w:rFonts w:ascii="cwTeX 明體" w:eastAsia="cwTeX 明體" w:hAnsi="cwTeX 明體" w:hint="eastAsia"/>
+        </w:rPr>
+        <w:t>要我人工輸入，雖然目前技術不足無法連接api，但是我認為一個網站寧可穩定也不要</w:t>
+      </w:r>
+      <w:r>
+        <w:rPr>
+          <w:rFonts w:ascii="cwTeX 明體" w:eastAsia="cwTeX 明體" w:hAnsi="cwTeX 明體" w:hint="eastAsia"/>
+        </w:rPr>
+        <w:t>打開來結果顯示連接錯誤。我如果是球迷看到戰績表always都在錯誤，對我而言一點優勢吸引力都沒有。</w:t>
+      </w:r>
+    </w:p>
+    <w:p>
+      <w:pPr>
+        <w:pStyle w:val="a9"/>
+        <w:numPr>
+          <w:ilvl w:val="0"/>
+          <w:numId w:val="5"/>
+        </w:numPr>
+        <w:rPr>
+          <w:rFonts w:ascii="cwTeX 明體" w:eastAsia="cwTeX 明體" w:hAnsi="cwTeX 明體"/>
+        </w:rPr>
+      </w:pPr>
+      <w:r>
+        <w:rPr>
+          <w:rFonts w:ascii="cwTeX 明體" w:eastAsia="cwTeX 明體" w:hAnsi="cwTeX 明體" w:hint="eastAsia"/>
+        </w:rPr>
+        <w:t>Q</w:t>
+      </w:r>
+      <w:r>
+        <w:rPr>
+          <w:rFonts w:ascii="cwTeX 明體" w:eastAsia="cwTeX 明體" w:hAnsi="cwTeX 明體"/>
           <w:b/>
           <w:bCs/>
-          <w:sz w:val="40"/>
-          <w:szCs w:val="40"/>
-        </w:rPr>
-        <w:t>自學</w:t>
-      </w:r>
-      <w:proofErr w:type="spellStart"/>
-      <w:r>
-        <w:rPr>
-          <w:rFonts w:ascii="cwTeX 明體" w:eastAsia="cwTeX 明體" w:hAnsi="cwTeX 明體" w:hint="eastAsia"/>
+        </w:rPr>
+        <w:t>關於 UI/UX 權衡：</w:t>
+      </w:r>
+      <w:r>
+        <w:rPr>
+          <w:rFonts w:ascii="cwTeX 明體" w:eastAsia="cwTeX 明體" w:hAnsi="cwTeX 明體"/>
+        </w:rPr>
+        <w:t xml:space="preserve"> 你提到堅持使用明亮簡潔的設計，而非官方的深色風格。從使用者的角度，你如何證明你的「白色基調」比「官方黑色」更適合棒球賽事這種資訊量大的環境？</w:t>
+      </w:r>
+    </w:p>
+    <w:p>
+      <w:pPr>
+        <w:pStyle w:val="a9"/>
+        <w:ind w:left="360"/>
+        <w:rPr>
+          <w:rFonts w:ascii="cwTeX 明體" w:eastAsia="cwTeX 明體" w:hAnsi="cwTeX 明體"/>
+        </w:rPr>
+      </w:pPr>
+      <w:r>
+        <w:rPr>
+          <w:rFonts w:ascii="cwTeX 明體" w:eastAsia="cwTeX 明體" w:hAnsi="cwTeX 明體" w:hint="eastAsia"/>
+        </w:rPr>
+        <w:t>A</w:t>
+      </w:r>
+      <w:r>
+        <w:rPr>
+          <w:rFonts w:ascii="cwTeX 明體" w:eastAsia="cwTeX 明體" w:hAnsi="cwTeX 明體" w:hint="eastAsia"/>
+        </w:rPr>
+        <w:t>深色/淺色我自己心中沒有一定的答案，使用淺色設計是為了更好的做資訊設計，當然，深色模式一定也有客群，像是現在的官網就是，也剛好我的淺色跟官方的黑色做出鮮明對比。</w:t>
+      </w:r>
+    </w:p>
+    <w:p>
+      <w:pPr>
+        <w:pStyle w:val="a9"/>
+        <w:numPr>
+          <w:ilvl w:val="0"/>
+          <w:numId w:val="5"/>
+        </w:numPr>
+        <w:rPr>
+          <w:rFonts w:ascii="cwTeX 明體" w:eastAsia="cwTeX 明體" w:hAnsi="cwTeX 明體"/>
+        </w:rPr>
+      </w:pPr>
+      <w:r>
+        <w:rPr>
+          <w:rFonts w:ascii="cwTeX 明體" w:eastAsia="cwTeX 明體" w:hAnsi="cwTeX 明體" w:hint="eastAsia"/>
+        </w:rPr>
+        <w:t>Q</w:t>
+      </w:r>
+      <w:r>
+        <w:rPr>
+          <w:rFonts w:ascii="cwTeX 明體" w:eastAsia="cwTeX 明體" w:hAnsi="cwTeX 明體"/>
           <w:b/>
           <w:bCs/>
-          <w:sz w:val="40"/>
-          <w:szCs w:val="40"/>
-        </w:rPr>
-        <w:t>VScode</w:t>
-      </w:r>
-      <w:proofErr w:type="spellEnd"/>
-      <w:r>
-        <w:rPr>
-          <w:rFonts w:ascii="cwTeX 明體" w:eastAsia="cwTeX 明體" w:hAnsi="cwTeX 明體" w:hint="eastAsia"/>
+        </w:rPr>
+        <w:t>關於響應式設計 (RWD)：</w:t>
+      </w:r>
+      <w:r>
+        <w:rPr>
+          <w:rFonts w:ascii="cwTeX 明體" w:eastAsia="cwTeX 明體" w:hAnsi="cwTeX 明體"/>
+        </w:rPr>
+        <w:t xml:space="preserve"> 球迷在看台使用手機時，最優先的「閱讀焦慮」是什麼？你在排版上做了哪些設計，是為了精準解決這種焦慮？</w:t>
+      </w:r>
+    </w:p>
+    <w:p>
+      <w:pPr>
+        <w:pStyle w:val="a9"/>
+        <w:ind w:left="360"/>
+        <w:rPr>
+          <w:rFonts w:ascii="cwTeX 明體" w:eastAsia="cwTeX 明體" w:hAnsi="cwTeX 明體"/>
+        </w:rPr>
+      </w:pPr>
+      <w:r>
+        <w:rPr>
+          <w:rFonts w:ascii="cwTeX 明體" w:eastAsia="cwTeX 明體" w:hAnsi="cwTeX 明體" w:hint="eastAsia"/>
+        </w:rPr>
+        <w:t>A</w:t>
+      </w:r>
+      <w:r>
+        <w:rPr>
+          <w:rFonts w:ascii="cwTeX 明體" w:eastAsia="cwTeX 明體" w:hAnsi="cwTeX 明體" w:hint="eastAsia"/>
+        </w:rPr>
+        <w:t>我認為最多的閱讀焦慮最大宗，就問自己一個問題，你今天進來這個網站你想要看什麼樣的內容？再來網站中我盡可能的減少文字的長片論述，像是中信兄弟官網隊沿革就是純文字敘述，作為黃衫軍我都沒辦法看完了，何況是其他的球迷，如果真的需要文字敘述，我也會使用圖文搭配分段，這樣除了可以運用分段加速理解內容以外，也可以符合現代人使用手機的習慣。</w:t>
+      </w:r>
+    </w:p>
+    <w:p>
+      <w:pPr>
+        <w:pStyle w:val="a9"/>
+        <w:numPr>
+          <w:ilvl w:val="0"/>
+          <w:numId w:val="5"/>
+        </w:numPr>
+        <w:rPr>
+          <w:rFonts w:ascii="cwTeX 明體" w:eastAsia="cwTeX 明體" w:hAnsi="cwTeX 明體"/>
+        </w:rPr>
+      </w:pPr>
+      <w:r>
+        <w:rPr>
+          <w:rFonts w:ascii="cwTeX 明體" w:eastAsia="cwTeX 明體" w:hAnsi="cwTeX 明體" w:hint="eastAsia"/>
+        </w:rPr>
+        <w:t>Q</w:t>
+      </w:r>
+      <w:r>
+        <w:rPr>
+          <w:rFonts w:ascii="cwTeX 明體" w:eastAsia="cwTeX 明體" w:hAnsi="cwTeX 明體"/>
           <w:b/>
           <w:bCs/>
-          <w:sz w:val="40"/>
-          <w:szCs w:val="40"/>
-        </w:rPr>
-        <w:t>製作一號隊友專屬網站</w:t>
+        </w:rPr>
+        <w:t>關於「官方震撼彈」的轉向：</w:t>
+      </w:r>
+      <w:r>
+        <w:rPr>
+          <w:rFonts w:ascii="cwTeX 明體" w:eastAsia="cwTeX 明體" w:hAnsi="cwTeX 明體"/>
+        </w:rPr>
+        <w:t xml:space="preserve"> 當你發現官方網站即將上線時，你做了轉型決策。請問，你如何定義你的網站與「官方網站」之間的「市場區隔 (Market Differentiation)」？如果官方網站最終功能完善，你的網站存在的價值為何？</w:t>
       </w:r>
     </w:p>
     <w:p>
       <w:pPr>
-        <w:rPr>
-          <w:rFonts w:ascii="cwTeX 明體" w:eastAsia="cwTeX 明體" w:hAnsi="cwTeX 明體"/>
-          <w:sz w:val="36"/>
-          <w:szCs w:val="36"/>
-        </w:rPr>
-      </w:pPr>
-      <w:r>
-        <w:rPr>
-          <w:rFonts w:ascii="cwTeX 明體" w:eastAsia="cwTeX 明體" w:hAnsi="cwTeX 明體" w:hint="eastAsia"/>
-          <w:sz w:val="36"/>
-          <w:szCs w:val="36"/>
-        </w:rPr>
-        <w:t xml:space="preserve">第一階段 </w:t>
-      </w:r>
-      <w:proofErr w:type="gramStart"/>
-      <w:r>
-        <w:rPr>
-          <w:rFonts w:ascii="cwTeX 明體" w:eastAsia="cwTeX 明體" w:hAnsi="cwTeX 明體"/>
-          <w:sz w:val="36"/>
-          <w:szCs w:val="36"/>
-        </w:rPr>
-        <w:t>–</w:t>
-      </w:r>
-      <w:proofErr w:type="gramEnd"/>
-      <w:r>
-        <w:rPr>
-          <w:rFonts w:ascii="cwTeX 明體" w:eastAsia="cwTeX 明體" w:hAnsi="cwTeX 明體" w:hint="eastAsia"/>
-          <w:sz w:val="36"/>
-          <w:szCs w:val="36"/>
-        </w:rPr>
-        <w:t xml:space="preserve"> 製作動機</w:t>
+        <w:pStyle w:val="a9"/>
+        <w:ind w:left="360"/>
+        <w:rPr>
+          <w:rFonts w:ascii="cwTeX 明體" w:eastAsia="cwTeX 明體" w:hAnsi="cwTeX 明體"/>
+        </w:rPr>
+      </w:pPr>
+      <w:r>
+        <w:rPr>
+          <w:rFonts w:ascii="cwTeX 明體" w:eastAsia="cwTeX 明體" w:hAnsi="cwTeX 明體" w:hint="eastAsia"/>
+        </w:rPr>
+        <w:t>A</w:t>
+      </w:r>
+      <w:r>
+        <w:rPr>
+          <w:rFonts w:ascii="cwTeX 明體" w:eastAsia="cwTeX 明體" w:hAnsi="cwTeX 明體" w:hint="eastAsia"/>
+        </w:rPr>
+        <w:t>最大的區隔除了網站內容以外，我認為就是球迷視角跟官方的差異，坐在看臺上跟坐在辦公室我相信兩回事，如果有一天官方功能完善，我絕對打從心底為他們高興！我網站的存在價值也許慢慢失去我前面說的球迷視角，但就像我報告說的，這個網站到現在我還是打開一次驕傲一次。</w:t>
       </w:r>
     </w:p>
     <w:p>
       <w:pPr>
-        <w:rPr>
-          <w:rFonts w:ascii="cwTeX 明體" w:eastAsia="cwTeX 明體" w:hAnsi="cwTeX 明體" w:hint="eastAsia"/>
-          <w:sz w:val="32"/>
-          <w:szCs w:val="32"/>
-        </w:rPr>
-      </w:pPr>
-      <w:r>
-        <w:rPr>
-          <w:rFonts w:ascii="cwTeX 明體" w:eastAsia="cwTeX 明體" w:hAnsi="cwTeX 明體" w:hint="eastAsia"/>
-          <w:sz w:val="32"/>
-          <w:szCs w:val="32"/>
-        </w:rPr>
-        <w:t xml:space="preserve">     一、獅王遺失的家</w:t>
+        <w:pStyle w:val="a9"/>
+        <w:numPr>
+          <w:ilvl w:val="0"/>
+          <w:numId w:val="5"/>
+        </w:numPr>
+        <w:rPr>
+          <w:rFonts w:ascii="cwTeX 明體" w:eastAsia="cwTeX 明體" w:hAnsi="cwTeX 明體"/>
+        </w:rPr>
+      </w:pPr>
+      <w:r>
+        <w:rPr>
+          <w:rFonts w:ascii="cwTeX 明體" w:eastAsia="cwTeX 明體" w:hAnsi="cwTeX 明體" w:hint="eastAsia"/>
+        </w:rPr>
+        <w:t>Q</w:t>
+      </w:r>
+      <w:r>
+        <w:rPr>
+          <w:rFonts w:ascii="cwTeX 明體" w:eastAsia="cwTeX 明體" w:hAnsi="cwTeX 明體"/>
+          <w:b/>
+          <w:bCs/>
+        </w:rPr>
+        <w:t>關於 AI 協作：</w:t>
+      </w:r>
+      <w:r>
+        <w:rPr>
+          <w:rFonts w:ascii="cwTeX 明體" w:eastAsia="cwTeX 明體" w:hAnsi="cwTeX 明體"/>
+        </w:rPr>
+        <w:t xml:space="preserve"> 你在過程中大量運用 Gemini。請分享一個經驗：當 AI 給出的程式碼你不完全理解，或者產出的結果不符合你的設計需求時，你是如何「審核」並修正它的？你如何確保那是你「真正學會」的知識？</w:t>
       </w:r>
     </w:p>
     <w:p>
       <w:pPr>
-        <w:ind w:leftChars="200" w:left="480"/>
-        <w:rPr>
-          <w:rFonts w:ascii="cwTeX 明體" w:eastAsia="cwTeX 明體" w:hAnsi="cwTeX 明體"/>
-        </w:rPr>
-      </w:pPr>
-      <w:r>
-        <w:rPr>
-          <w:rFonts w:ascii="cwTeX 明體" w:eastAsia="cwTeX 明體" w:hAnsi="cwTeX 明體" w:hint="eastAsia"/>
-        </w:rPr>
-        <w:t xml:space="preserve">    統一獅作為中華職棒的元老級球隊，卻沒有屬於自己</w:t>
-      </w:r>
-      <w:proofErr w:type="gramStart"/>
-      <w:r>
-        <w:rPr>
-          <w:rFonts w:ascii="cwTeX 明體" w:eastAsia="cwTeX 明體" w:hAnsi="cwTeX 明體" w:hint="eastAsia"/>
-        </w:rPr>
-        <w:t>的官網</w:t>
-      </w:r>
-      <w:proofErr w:type="gramEnd"/>
-      <w:r>
-        <w:rPr>
-          <w:rFonts w:ascii="cwTeX 明體" w:eastAsia="cwTeX 明體" w:hAnsi="cwTeX 明體" w:hint="eastAsia"/>
-        </w:rPr>
-        <w:t>，反觀其他現在的5隊，都有自己的網站，在網路上能夠找到屬於統一獅的網站，僅有周邊商品的</w:t>
-      </w:r>
-      <w:proofErr w:type="gramStart"/>
-      <w:r>
-        <w:rPr>
-          <w:rFonts w:ascii="cwTeX 明體" w:eastAsia="cwTeX 明體" w:hAnsi="cwTeX 明體" w:hint="eastAsia"/>
-        </w:rPr>
-        <w:t>萊恩酷</w:t>
-      </w:r>
-      <w:proofErr w:type="gramEnd"/>
-      <w:r>
-        <w:rPr>
-          <w:rFonts w:ascii="cwTeX 明體" w:eastAsia="cwTeX 明體" w:hAnsi="cwTeX 明體" w:hint="eastAsia"/>
-        </w:rPr>
-        <w:t>而已。我自己相當熱愛棒球，不管是場上的play、選手的打擊，甚至是看</w:t>
-      </w:r>
-      <w:proofErr w:type="gramStart"/>
-      <w:r>
-        <w:rPr>
-          <w:rFonts w:ascii="cwTeX 明體" w:eastAsia="cwTeX 明體" w:hAnsi="cwTeX 明體" w:hint="eastAsia"/>
-        </w:rPr>
-        <w:t>臺</w:t>
-      </w:r>
-      <w:proofErr w:type="gramEnd"/>
-      <w:r>
-        <w:rPr>
-          <w:rFonts w:ascii="cwTeX 明體" w:eastAsia="cwTeX 明體" w:hAnsi="cwTeX 明體" w:hint="eastAsia"/>
-        </w:rPr>
-        <w:t>上的應援，我都把他視為我生活的一部分，經過我的思考，我認為一支職業球隊沒有自己</w:t>
-      </w:r>
-      <w:proofErr w:type="gramStart"/>
-      <w:r>
-        <w:rPr>
-          <w:rFonts w:ascii="cwTeX 明體" w:eastAsia="cwTeX 明體" w:hAnsi="cwTeX 明體" w:hint="eastAsia"/>
-        </w:rPr>
-        <w:t>的官網有點</w:t>
-      </w:r>
-      <w:proofErr w:type="gramEnd"/>
-      <w:r>
-        <w:rPr>
-          <w:rFonts w:ascii="cwTeX 明體" w:eastAsia="cwTeX 明體" w:hAnsi="cwTeX 明體" w:hint="eastAsia"/>
-        </w:rPr>
-        <w:t>荒謬，因此，我</w:t>
-      </w:r>
-      <w:r>
-        <w:rPr>
-          <w:rFonts w:ascii="cwTeX 明體" w:eastAsia="cwTeX 明體" w:hAnsi="cwTeX 明體" w:hint="eastAsia"/>
-        </w:rPr>
-        <w:t>決定自學</w:t>
-      </w:r>
-      <w:r>
-        <w:rPr>
-          <w:rFonts w:ascii="cwTeX 明體" w:eastAsia="cwTeX 明體" w:hAnsi="cwTeX 明體" w:hint="eastAsia"/>
-        </w:rPr>
-        <w:t>網頁設計，做出屬於統一獅的專屬網站。</w:t>
+        <w:pStyle w:val="a9"/>
+        <w:ind w:left="360"/>
+        <w:rPr>
+          <w:rFonts w:ascii="cwTeX 明體" w:eastAsia="cwTeX 明體" w:hAnsi="cwTeX 明體"/>
+        </w:rPr>
+      </w:pPr>
+      <w:r>
+        <w:rPr>
+          <w:rFonts w:ascii="cwTeX 明體" w:eastAsia="cwTeX 明體" w:hAnsi="cwTeX 明體" w:hint="eastAsia"/>
+        </w:rPr>
+        <w:t>A</w:t>
+      </w:r>
+      <w:r>
+        <w:rPr>
+          <w:rFonts w:ascii="cwTeX 明體" w:eastAsia="cwTeX 明體" w:hAnsi="cwTeX 明體" w:hint="eastAsia"/>
+        </w:rPr>
+        <w:t>我自己給我自己的標準就是無論如何，UI設計一定要有水準，降低使用學習成本最重要！因此若設計不符合，我會給一個我想要的Demo並且論述為什麼我要做這樣的設計，基本上這個問題就可以解決！</w:t>
       </w:r>
     </w:p>
     <w:p>
       <w:pPr>
-        <w:ind w:leftChars="200" w:left="480"/>
-        <w:rPr>
-          <w:rFonts w:ascii="cwTeX 明體" w:eastAsia="cwTeX 明體" w:hAnsi="cwTeX 明體"/>
-          <w:sz w:val="32"/>
-          <w:szCs w:val="32"/>
-        </w:rPr>
-      </w:pPr>
-      <w:r>
-        <w:rPr>
-          <w:rFonts w:ascii="cwTeX 明體" w:eastAsia="cwTeX 明體" w:hAnsi="cwTeX 明體" w:hint="eastAsia"/>
-        </w:rPr>
-        <w:t xml:space="preserve"> </w:t>
-      </w:r>
-      <w:r>
-        <w:rPr>
-          <w:rFonts w:ascii="cwTeX 明體" w:eastAsia="cwTeX 明體" w:hAnsi="cwTeX 明體" w:hint="eastAsia"/>
-          <w:sz w:val="32"/>
-          <w:szCs w:val="32"/>
-        </w:rPr>
-        <w:t xml:space="preserve"> 二、</w:t>
-      </w:r>
-      <w:proofErr w:type="gramStart"/>
-      <w:r>
-        <w:rPr>
-          <w:rFonts w:ascii="cwTeX 明體" w:eastAsia="cwTeX 明體" w:hAnsi="cwTeX 明體" w:hint="eastAsia"/>
-          <w:sz w:val="32"/>
-          <w:szCs w:val="32"/>
-        </w:rPr>
-        <w:t>萊</w:t>
-      </w:r>
-      <w:proofErr w:type="gramEnd"/>
-      <w:r>
-        <w:rPr>
-          <w:rFonts w:ascii="cwTeX 明體" w:eastAsia="cwTeX 明體" w:hAnsi="cwTeX 明體" w:hint="eastAsia"/>
-          <w:sz w:val="32"/>
-          <w:szCs w:val="32"/>
-        </w:rPr>
-        <w:t>恩</w:t>
-      </w:r>
-      <w:proofErr w:type="gramStart"/>
-      <w:r>
-        <w:rPr>
-          <w:rFonts w:ascii="cwTeX 明體" w:eastAsia="cwTeX 明體" w:hAnsi="cwTeX 明體" w:hint="eastAsia"/>
-          <w:sz w:val="32"/>
-          <w:szCs w:val="32"/>
-        </w:rPr>
-        <w:t>給爪迷</w:t>
-      </w:r>
-      <w:proofErr w:type="gramEnd"/>
-      <w:r>
-        <w:rPr>
-          <w:rFonts w:ascii="cwTeX 明體" w:eastAsia="cwTeX 明體" w:hAnsi="cwTeX 明體" w:hint="eastAsia"/>
-          <w:sz w:val="32"/>
-          <w:szCs w:val="32"/>
-        </w:rPr>
-        <w:t>的動力</w:t>
+        <w:pStyle w:val="a9"/>
+        <w:numPr>
+          <w:ilvl w:val="0"/>
+          <w:numId w:val="5"/>
+        </w:numPr>
+        <w:rPr>
+          <w:rFonts w:ascii="cwTeX 明體" w:eastAsia="cwTeX 明體" w:hAnsi="cwTeX 明體"/>
+        </w:rPr>
+      </w:pPr>
+      <w:r>
+        <w:rPr>
+          <w:rFonts w:ascii="cwTeX 明體" w:eastAsia="cwTeX 明體" w:hAnsi="cwTeX 明體" w:hint="eastAsia"/>
+        </w:rPr>
+        <w:t>Q</w:t>
+      </w:r>
+      <w:r>
+        <w:rPr>
+          <w:rFonts w:ascii="cwTeX 明體" w:eastAsia="cwTeX 明體" w:hAnsi="cwTeX 明體"/>
+          <w:b/>
+          <w:bCs/>
+        </w:rPr>
+        <w:t>關於使用者回饋：</w:t>
+      </w:r>
+      <w:r>
+        <w:rPr>
+          <w:rFonts w:ascii="cwTeX 明體" w:eastAsia="cwTeX 明體" w:hAnsi="cwTeX 明體"/>
+        </w:rPr>
+        <w:t xml:space="preserve"> 你提到在 Threads 上收到許多好評。在這些反饋中，哪一個「建議」是你最想執行但目前還沒做到的？為什麼？</w:t>
       </w:r>
     </w:p>
     <w:p>
       <w:pPr>
-        <w:ind w:leftChars="200" w:left="480"/>
-        <w:rPr>
-          <w:rFonts w:ascii="cwTeX 明體" w:eastAsia="cwTeX 明體" w:hAnsi="cwTeX 明體"/>
-        </w:rPr>
-      </w:pPr>
-      <w:r>
-        <w:rPr>
-          <w:rFonts w:ascii="cwTeX 明體" w:eastAsia="cwTeX 明體" w:hAnsi="cwTeX 明體" w:hint="eastAsia"/>
-        </w:rPr>
-        <w:t xml:space="preserve">    上次運動會我們學校邀請到統一獅的3位</w:t>
-      </w:r>
-      <w:proofErr w:type="spellStart"/>
-      <w:r>
-        <w:rPr>
-          <w:rFonts w:ascii="cwTeX 明體" w:eastAsia="cwTeX 明體" w:hAnsi="cwTeX 明體" w:hint="eastAsia"/>
-        </w:rPr>
-        <w:t>UniGirls</w:t>
-      </w:r>
-      <w:proofErr w:type="spellEnd"/>
-      <w:r>
-        <w:rPr>
-          <w:rFonts w:ascii="cwTeX 明體" w:eastAsia="cwTeX 明體" w:hAnsi="cwTeX 明體" w:hint="eastAsia"/>
-        </w:rPr>
-        <w:t>來到學校，包含吉祥物</w:t>
-      </w:r>
-      <w:proofErr w:type="gramStart"/>
-      <w:r>
-        <w:rPr>
-          <w:rFonts w:ascii="cwTeX 明體" w:eastAsia="cwTeX 明體" w:hAnsi="cwTeX 明體" w:hint="eastAsia"/>
-        </w:rPr>
-        <w:t>萊恩跟盈盈</w:t>
-      </w:r>
-      <w:proofErr w:type="gramEnd"/>
-      <w:r>
-        <w:rPr>
-          <w:rFonts w:ascii="cwTeX 明體" w:eastAsia="cwTeX 明體" w:hAnsi="cwTeX 明體" w:hint="eastAsia"/>
-        </w:rPr>
-        <w:t>，雖然我是中信兄弟的球迷，</w:t>
-      </w:r>
-      <w:r>
-        <w:rPr>
-          <w:rFonts w:ascii="cwTeX 明體" w:eastAsia="cwTeX 明體" w:hAnsi="cwTeX 明體" w:hint="eastAsia"/>
-        </w:rPr>
-        <w:t>但就像</w:t>
-      </w:r>
-      <w:proofErr w:type="gramStart"/>
-      <w:r>
-        <w:rPr>
-          <w:rFonts w:ascii="cwTeX 明體" w:eastAsia="cwTeX 明體" w:hAnsi="cwTeX 明體" w:hint="eastAsia"/>
-        </w:rPr>
-        <w:t>我說的</w:t>
-      </w:r>
-      <w:proofErr w:type="gramEnd"/>
-      <w:r>
-        <w:rPr>
-          <w:rFonts w:ascii="cwTeX 明體" w:eastAsia="cwTeX 明體" w:hAnsi="cwTeX 明體" w:hint="eastAsia"/>
-        </w:rPr>
-        <w:t>，我熱愛棒球，獅隊的應援我自己也是相當喜歡，去球場我也都相當熱衷加入一號隊友的行列，剛好我是當天的攝影師，又穿著中信兄弟的衣服，必須去跟他合照互動，也許是我穿的衣服，也許是我</w:t>
-      </w:r>
-      <w:proofErr w:type="gramStart"/>
-      <w:r>
-        <w:rPr>
-          <w:rFonts w:ascii="cwTeX 明體" w:eastAsia="cwTeX 明體" w:hAnsi="cwTeX 明體" w:hint="eastAsia"/>
-        </w:rPr>
-        <w:t>身上又背著</w:t>
-      </w:r>
-      <w:proofErr w:type="gramEnd"/>
-      <w:r>
-        <w:rPr>
-          <w:rFonts w:ascii="cwTeX 明體" w:eastAsia="cwTeX 明體" w:hAnsi="cwTeX 明體" w:hint="eastAsia"/>
-        </w:rPr>
-        <w:t>相機，隔了2天我去亞太球場看球</w:t>
-      </w:r>
-      <w:proofErr w:type="gramStart"/>
-      <w:r>
-        <w:rPr>
-          <w:rFonts w:ascii="cwTeX 明體" w:eastAsia="cwTeX 明體" w:hAnsi="cwTeX 明體" w:hint="eastAsia"/>
-        </w:rPr>
-        <w:t>萊</w:t>
-      </w:r>
-      <w:proofErr w:type="gramEnd"/>
-      <w:r>
-        <w:rPr>
-          <w:rFonts w:ascii="cwTeX 明體" w:eastAsia="cwTeX 明體" w:hAnsi="cwTeX 明體" w:hint="eastAsia"/>
-        </w:rPr>
-        <w:t>恩剛好走過來，他有記得我，也直接把我拉過去合照。這讓我更確定我真的喜歡棒球，也很喜歡統一獅的，這份相遇也給了我很多執行這份專案的動力。</w:t>
+        <w:pStyle w:val="a9"/>
+        <w:ind w:left="360"/>
+        <w:rPr>
+          <w:rFonts w:ascii="cwTeX 明體" w:eastAsia="cwTeX 明體" w:hAnsi="cwTeX 明體"/>
+        </w:rPr>
+      </w:pPr>
+      <w:r>
+        <w:rPr>
+          <w:rFonts w:ascii="cwTeX 明體" w:eastAsia="cwTeX 明體" w:hAnsi="cwTeX 明體" w:hint="eastAsia"/>
+        </w:rPr>
+        <w:t>A</w:t>
+      </w:r>
+      <w:r>
+        <w:rPr>
+          <w:rFonts w:ascii="cwTeX 明體" w:eastAsia="cwTeX 明體" w:hAnsi="cwTeX 明體" w:hint="eastAsia"/>
+        </w:rPr>
+        <w:t>目前來說大部分都還是大眾拿我跟官方比較，那目前他們的建議，都已經實現再網站中。</w:t>
       </w:r>
     </w:p>
     <w:p>
       <w:pPr>
-        <w:rPr>
-          <w:rFonts w:ascii="cwTeX 明體" w:eastAsia="cwTeX 明體" w:hAnsi="cwTeX 明體"/>
-          <w:sz w:val="36"/>
-          <w:szCs w:val="36"/>
-        </w:rPr>
-      </w:pPr>
-      <w:r>
-        <w:rPr>
-          <w:rFonts w:ascii="cwTeX 明體" w:eastAsia="cwTeX 明體" w:hAnsi="cwTeX 明體" w:hint="eastAsia"/>
-          <w:sz w:val="36"/>
-          <w:szCs w:val="36"/>
-        </w:rPr>
-        <w:t>第</w:t>
-      </w:r>
-      <w:r>
-        <w:rPr>
-          <w:rFonts w:ascii="cwTeX 明體" w:eastAsia="cwTeX 明體" w:hAnsi="cwTeX 明體" w:hint="eastAsia"/>
-          <w:sz w:val="36"/>
-          <w:szCs w:val="36"/>
-        </w:rPr>
-        <w:t>二</w:t>
-      </w:r>
-      <w:r>
-        <w:rPr>
-          <w:rFonts w:ascii="cwTeX 明體" w:eastAsia="cwTeX 明體" w:hAnsi="cwTeX 明體" w:hint="eastAsia"/>
-          <w:sz w:val="36"/>
-          <w:szCs w:val="36"/>
-        </w:rPr>
-        <w:t xml:space="preserve">階段 </w:t>
-      </w:r>
-      <w:proofErr w:type="gramStart"/>
-      <w:r>
-        <w:rPr>
-          <w:rFonts w:ascii="cwTeX 明體" w:eastAsia="cwTeX 明體" w:hAnsi="cwTeX 明體"/>
-          <w:sz w:val="36"/>
-          <w:szCs w:val="36"/>
-        </w:rPr>
-        <w:t>–</w:t>
-      </w:r>
-      <w:proofErr w:type="gramEnd"/>
-      <w:r>
-        <w:rPr>
-          <w:rFonts w:ascii="cwTeX 明體" w:eastAsia="cwTeX 明體" w:hAnsi="cwTeX 明體" w:hint="eastAsia"/>
-          <w:sz w:val="36"/>
-          <w:szCs w:val="36"/>
-        </w:rPr>
-        <w:t xml:space="preserve"> </w:t>
-      </w:r>
-      <w:r>
-        <w:rPr>
-          <w:rFonts w:ascii="cwTeX 明體" w:eastAsia="cwTeX 明體" w:hAnsi="cwTeX 明體" w:hint="eastAsia"/>
-          <w:sz w:val="36"/>
-          <w:szCs w:val="36"/>
-        </w:rPr>
-        <w:t>學習目標</w:t>
+        <w:pStyle w:val="a9"/>
+        <w:numPr>
+          <w:ilvl w:val="0"/>
+          <w:numId w:val="5"/>
+        </w:numPr>
+        <w:rPr>
+          <w:rFonts w:ascii="cwTeX 明體" w:eastAsia="cwTeX 明體" w:hAnsi="cwTeX 明體"/>
+        </w:rPr>
+      </w:pPr>
+      <w:r>
+        <w:rPr>
+          <w:rFonts w:ascii="cwTeX 明體" w:eastAsia="cwTeX 明體" w:hAnsi="cwTeX 明體" w:hint="eastAsia"/>
+        </w:rPr>
+        <w:t>Q</w:t>
+      </w:r>
+      <w:r>
+        <w:rPr>
+          <w:rFonts w:ascii="cwTeX 明體" w:eastAsia="cwTeX 明體" w:hAnsi="cwTeX 明體"/>
+          <w:b/>
+          <w:bCs/>
+        </w:rPr>
+        <w:t>關於團隊認同：</w:t>
+      </w:r>
+      <w:r>
+        <w:rPr>
+          <w:rFonts w:ascii="cwTeX 明體" w:eastAsia="cwTeX 明體" w:hAnsi="cwTeX 明體"/>
+        </w:rPr>
+        <w:t xml:space="preserve"> 你自稱是「黃衫獅子軍」，這種跨隊伍的視角，如何影響你設計統一獅網站時的決策？這是一種優勢，還是會讓你產生設計上的偏見？</w:t>
       </w:r>
     </w:p>
     <w:p>
       <w:pPr>
-        <w:ind w:leftChars="200" w:left="480"/>
-        <w:rPr>
-          <w:rFonts w:ascii="cwTeX 明體" w:eastAsia="cwTeX 明體" w:hAnsi="cwTeX 明體"/>
-          <w:sz w:val="32"/>
-          <w:szCs w:val="32"/>
-        </w:rPr>
-      </w:pPr>
-      <w:r>
-        <w:rPr>
-          <w:rFonts w:ascii="cwTeX 明體" w:eastAsia="cwTeX 明體" w:hAnsi="cwTeX 明體" w:hint="eastAsia"/>
-          <w:sz w:val="32"/>
-          <w:szCs w:val="32"/>
-        </w:rPr>
-        <w:t xml:space="preserve">  </w:t>
-      </w:r>
-      <w:r>
-        <w:rPr>
-          <w:rFonts w:ascii="cwTeX 明體" w:eastAsia="cwTeX 明體" w:hAnsi="cwTeX 明體" w:hint="eastAsia"/>
-          <w:sz w:val="32"/>
-          <w:szCs w:val="32"/>
-        </w:rPr>
-        <w:t>零</w:t>
-      </w:r>
-      <w:r>
-        <w:rPr>
-          <w:rFonts w:ascii="cwTeX 明體" w:eastAsia="cwTeX 明體" w:hAnsi="cwTeX 明體" w:hint="eastAsia"/>
-          <w:sz w:val="32"/>
-          <w:szCs w:val="32"/>
-        </w:rPr>
-        <w:t>、</w:t>
-      </w:r>
-      <w:r>
-        <w:rPr>
-          <w:rFonts w:ascii="cwTeX 明體" w:eastAsia="cwTeX 明體" w:hAnsi="cwTeX 明體" w:hint="eastAsia"/>
-          <w:sz w:val="32"/>
-          <w:szCs w:val="32"/>
-        </w:rPr>
-        <w:t>核心內容 學習目標</w:t>
+        <w:pStyle w:val="a9"/>
+        <w:ind w:left="360"/>
+        <w:rPr>
+          <w:rFonts w:ascii="cwTeX 明體" w:eastAsia="cwTeX 明體" w:hAnsi="cwTeX 明體"/>
+        </w:rPr>
+      </w:pPr>
+      <w:r>
+        <w:rPr>
+          <w:rFonts w:ascii="cwTeX 明體" w:eastAsia="cwTeX 明體" w:hAnsi="cwTeX 明體" w:hint="eastAsia"/>
+        </w:rPr>
+        <w:t>A</w:t>
+      </w:r>
+      <w:r>
+        <w:rPr>
+          <w:rFonts w:ascii="cwTeX 明體" w:eastAsia="cwTeX 明體" w:hAnsi="cwTeX 明體" w:hint="eastAsia"/>
+        </w:rPr>
+        <w:t>我自己設計過程認為絕對是優勢，即使我是黃骨橘皮，但是我都是以球迷的角度出發，另外我也特別在4/22去現場看獅象大戰，兩邊我都真的喜歡，因此證明，我是以球迷的絕對角度出發。</w:t>
       </w:r>
     </w:p>
     <w:p>
       <w:pPr>
-        <w:ind w:leftChars="200" w:left="480"/>
-        <w:rPr>
-          <w:rFonts w:ascii="cwTeX 明體" w:eastAsia="cwTeX 明體" w:hAnsi="cwTeX 明體" w:hint="eastAsia"/>
-        </w:rPr>
-      </w:pPr>
-      <w:r>
-        <w:rPr>
-          <w:rFonts w:ascii="cwTeX 明體" w:eastAsia="cwTeX 明體" w:hAnsi="cwTeX 明體" w:hint="eastAsia"/>
-        </w:rPr>
-        <w:t xml:space="preserve">    </w:t>
-      </w:r>
-      <w:r>
-        <w:rPr>
-          <w:rFonts w:ascii="cwTeX 明體" w:eastAsia="cwTeX 明體" w:hAnsi="cwTeX 明體" w:hint="eastAsia"/>
-        </w:rPr>
-        <w:t>這次專案我設定大概三個目標：1.網頁程式技術開發，學習網頁程式。 2.裝置排版體驗，在任何裝置上都可以維持排版。 3.一號隊友文化傳遞，帶著球迷看獅王傳說。</w:t>
-      </w:r>
+        <w:pStyle w:val="a9"/>
+        <w:ind w:left="360"/>
+        <w:rPr>
+          <w:rFonts w:ascii="cwTeX 明體" w:eastAsia="cwTeX 明體" w:hAnsi="cwTeX 明體"/>
+        </w:rPr>
+      </w:pPr>
     </w:p>
     <w:p>
       <w:pPr>
-        <w:ind w:leftChars="200" w:left="480"/>
-        <w:rPr>
-          <w:rFonts w:ascii="cwTeX 明體" w:eastAsia="cwTeX 明體" w:hAnsi="cwTeX 明體"/>
-          <w:sz w:val="32"/>
-          <w:szCs w:val="32"/>
-        </w:rPr>
-      </w:pPr>
-      <w:r>
-        <w:rPr>
-          <w:rFonts w:ascii="cwTeX 明體" w:eastAsia="cwTeX 明體" w:hAnsi="cwTeX 明體" w:hint="eastAsia"/>
-          <w:sz w:val="32"/>
-          <w:szCs w:val="32"/>
-        </w:rPr>
-        <w:t xml:space="preserve"> </w:t>
-      </w:r>
-      <w:r>
-        <w:rPr>
-          <w:rFonts w:ascii="cwTeX 明體" w:eastAsia="cwTeX 明體" w:hAnsi="cwTeX 明體" w:hint="eastAsia"/>
-          <w:sz w:val="32"/>
-          <w:szCs w:val="32"/>
-        </w:rPr>
-        <w:t xml:space="preserve"> 一</w:t>
-      </w:r>
-      <w:r>
-        <w:rPr>
-          <w:rFonts w:ascii="cwTeX 明體" w:eastAsia="cwTeX 明體" w:hAnsi="cwTeX 明體" w:hint="eastAsia"/>
-          <w:sz w:val="32"/>
-          <w:szCs w:val="32"/>
-        </w:rPr>
-        <w:t>、</w:t>
-      </w:r>
-      <w:r>
-        <w:rPr>
-          <w:rFonts w:ascii="cwTeX 明體" w:eastAsia="cwTeX 明體" w:hAnsi="cwTeX 明體" w:hint="eastAsia"/>
-          <w:sz w:val="32"/>
-          <w:szCs w:val="32"/>
-        </w:rPr>
-        <w:t>網頁程式技術開發</w:t>
-      </w:r>
+        <w:pStyle w:val="a9"/>
+        <w:ind w:left="360"/>
+        <w:rPr>
+          <w:rFonts w:ascii="cwTeX 明體" w:eastAsia="cwTeX 明體" w:hAnsi="cwTeX 明體" w:hint="eastAsia"/>
+        </w:rPr>
+      </w:pPr>
     </w:p>
     <w:p>
       <w:pPr>
-        <w:ind w:leftChars="200" w:left="480"/>
-        <w:rPr>
-          <w:rFonts w:ascii="cwTeX 明體" w:eastAsia="cwTeX 明體" w:hAnsi="cwTeX 明體" w:hint="eastAsia"/>
-        </w:rPr>
-      </w:pPr>
-      <w:r>
-        <w:rPr>
-          <w:rFonts w:ascii="cwTeX 明體" w:eastAsia="cwTeX 明體" w:hAnsi="cwTeX 明體" w:hint="eastAsia"/>
-        </w:rPr>
-        <w:t xml:space="preserve">    我打算開始從0基礎開始學習網頁程式，雖然我們</w:t>
-      </w:r>
-      <w:proofErr w:type="gramStart"/>
-      <w:r>
-        <w:rPr>
-          <w:rFonts w:ascii="cwTeX 明體" w:eastAsia="cwTeX 明體" w:hAnsi="cwTeX 明體" w:hint="eastAsia"/>
-        </w:rPr>
-        <w:t>多媒科有</w:t>
-      </w:r>
-      <w:proofErr w:type="gramEnd"/>
-      <w:r>
-        <w:rPr>
-          <w:rFonts w:ascii="cwTeX 明體" w:eastAsia="cwTeX 明體" w:hAnsi="cwTeX 明體" w:hint="eastAsia"/>
-        </w:rPr>
-        <w:t>教網頁設計，但是經過我自己簡單的做一輪功課，但是經過我自己簡單的做一輪功課後，發現現在業界中幾乎沒有人在使用</w:t>
-      </w:r>
-      <w:proofErr w:type="spellStart"/>
-      <w:r>
-        <w:rPr>
-          <w:rFonts w:ascii="cwTeX 明體" w:eastAsia="cwTeX 明體" w:hAnsi="cwTeX 明體" w:hint="eastAsia"/>
-        </w:rPr>
-        <w:t>Dreamw</w:t>
-      </w:r>
-      <w:r>
-        <w:rPr>
-          <w:rFonts w:ascii="cwTeX 明體" w:eastAsia="cwTeX 明體" w:hAnsi="cwTeX 明體" w:hint="eastAsia"/>
-        </w:rPr>
-        <w:t>a</w:t>
-      </w:r>
-      <w:r>
-        <w:rPr>
-          <w:rFonts w:ascii="cwTeX 明體" w:eastAsia="cwTeX 明體" w:hAnsi="cwTeX 明體" w:hint="eastAsia"/>
-        </w:rPr>
-        <w:t>ever</w:t>
-      </w:r>
-      <w:proofErr w:type="spellEnd"/>
-      <w:r>
-        <w:rPr>
-          <w:rFonts w:ascii="cwTeX 明體" w:eastAsia="cwTeX 明體" w:hAnsi="cwTeX 明體" w:hint="eastAsia"/>
-        </w:rPr>
-        <w:t>，因此我更加</w:t>
-      </w:r>
-      <w:proofErr w:type="gramStart"/>
-      <w:r>
-        <w:rPr>
-          <w:rFonts w:ascii="cwTeX 明體" w:eastAsia="cwTeX 明體" w:hAnsi="cwTeX 明體" w:hint="eastAsia"/>
-        </w:rPr>
-        <w:t>篤定我</w:t>
-      </w:r>
-      <w:proofErr w:type="gramEnd"/>
-      <w:r>
-        <w:rPr>
-          <w:rFonts w:ascii="cwTeX 明體" w:eastAsia="cwTeX 明體" w:hAnsi="cwTeX 明體" w:hint="eastAsia"/>
-        </w:rPr>
-        <w:t>慢慢學習</w:t>
-      </w:r>
-      <w:proofErr w:type="spellStart"/>
-      <w:r>
-        <w:rPr>
-          <w:rFonts w:ascii="cwTeX 明體" w:eastAsia="cwTeX 明體" w:hAnsi="cwTeX 明體" w:hint="eastAsia"/>
-        </w:rPr>
-        <w:t>VScode</w:t>
-      </w:r>
-      <w:proofErr w:type="spellEnd"/>
-      <w:r>
-        <w:rPr>
-          <w:rFonts w:ascii="cwTeX 明體" w:eastAsia="cwTeX 明體" w:hAnsi="cwTeX 明體" w:hint="eastAsia"/>
-        </w:rPr>
-        <w:t>程式語言的打算。首先我先從.html結構開始，剛開始雖然不熟悉，這過程我有向Gemini請教，他也提供給我.html的程式碼模板，</w:t>
-      </w:r>
-      <w:r>
-        <w:rPr>
-          <w:rFonts w:ascii="cwTeX 明體" w:eastAsia="cwTeX 明體" w:hAnsi="cwTeX 明體" w:hint="eastAsia"/>
-        </w:rPr>
-        <w:t>也順便給我.</w:t>
-      </w:r>
-      <w:proofErr w:type="spellStart"/>
-      <w:r>
-        <w:rPr>
-          <w:rFonts w:ascii="cwTeX 明體" w:eastAsia="cwTeX 明體" w:hAnsi="cwTeX 明體" w:hint="eastAsia"/>
-        </w:rPr>
-        <w:t>css</w:t>
-      </w:r>
-      <w:proofErr w:type="spellEnd"/>
-      <w:r>
-        <w:rPr>
-          <w:rFonts w:ascii="cwTeX 明體" w:eastAsia="cwTeX 明體" w:hAnsi="cwTeX 明體" w:hint="eastAsia"/>
-        </w:rPr>
-        <w:t>規則的模板，後續我也學習Live Server</w:t>
-      </w:r>
-      <w:proofErr w:type="gramStart"/>
-      <w:r>
-        <w:rPr>
-          <w:rFonts w:ascii="cwTeX 明體" w:eastAsia="cwTeX 明體" w:hAnsi="cwTeX 明體" w:hint="eastAsia"/>
-        </w:rPr>
-        <w:t>插件</w:t>
-      </w:r>
-      <w:proofErr w:type="gramEnd"/>
-      <w:r>
-        <w:rPr>
-          <w:rFonts w:ascii="cwTeX 明體" w:eastAsia="cwTeX 明體" w:hAnsi="cwTeX 明體" w:hint="eastAsia"/>
-        </w:rPr>
-        <w:t>，讓我可以即時預覽我設計出來的樣子，也同時學習使用</w:t>
-      </w:r>
-      <w:proofErr w:type="spellStart"/>
-      <w:r>
-        <w:rPr>
-          <w:rFonts w:ascii="cwTeX 明體" w:eastAsia="cwTeX 明體" w:hAnsi="cwTeX 明體" w:hint="eastAsia"/>
-        </w:rPr>
-        <w:t>Github</w:t>
-      </w:r>
-      <w:proofErr w:type="spellEnd"/>
-      <w:r>
-        <w:rPr>
-          <w:rFonts w:ascii="cwTeX 明體" w:eastAsia="cwTeX 明體" w:hAnsi="cwTeX 明體" w:hint="eastAsia"/>
-        </w:rPr>
-        <w:t>這個伺服器，讓大家只要有網址就可以觀看我的網站。</w:t>
-      </w:r>
-      <w:r>
-        <w:rPr>
-          <w:rFonts w:ascii="cwTeX 明體" w:eastAsia="cwTeX 明體" w:hAnsi="cwTeX 明體" w:hint="eastAsia"/>
-        </w:rPr>
-        <w:t>為了配合我設計的對戰組合系統，我也研究了一下.</w:t>
-      </w:r>
-      <w:proofErr w:type="spellStart"/>
-      <w:r>
-        <w:rPr>
-          <w:rFonts w:ascii="cwTeX 明體" w:eastAsia="cwTeX 明體" w:hAnsi="cwTeX 明體" w:hint="eastAsia"/>
-        </w:rPr>
-        <w:t>json</w:t>
-      </w:r>
-      <w:proofErr w:type="spellEnd"/>
-      <w:r>
-        <w:rPr>
-          <w:rFonts w:ascii="cwTeX 明體" w:eastAsia="cwTeX 明體" w:hAnsi="cwTeX 明體" w:hint="eastAsia"/>
-        </w:rPr>
-        <w:t>，只要網站抓到裝置的時間，就能夠自動顯示今天或是明天的對戰組合。</w:t>
+        <w:pStyle w:val="Web"/>
+        <w:numPr>
+          <w:ilvl w:val="0"/>
+          <w:numId w:val="5"/>
+        </w:numPr>
+        <w:rPr>
+          <w:rFonts w:ascii="新細明體" w:eastAsia="新細明體" w:hAnsi="新細明體" w:cs="新細明體"/>
+          <w:kern w:val="0"/>
+          <w14:ligatures w14:val="none"/>
+        </w:rPr>
+      </w:pPr>
+      <w:r>
+        <w:rPr>
+          <w:rFonts w:ascii="cwTeX 明體" w:eastAsia="cwTeX 明體" w:hAnsi="cwTeX 明體" w:hint="eastAsia"/>
+        </w:rPr>
+        <w:lastRenderedPageBreak/>
+        <w:t>Q</w:t>
+      </w:r>
+      <w:r>
+        <w:rPr>
+          <w:rFonts w:ascii="新細明體" w:eastAsia="新細明體" w:hAnsi="新細明體" w:cs="新細明體"/>
+          <w:kern w:val="0"/>
+          <w14:ligatures w14:val="none"/>
+        </w:rPr>
+        <w:t xml:space="preserve"> </w:t>
+      </w:r>
+      <w:r>
+        <w:rPr>
+          <w:rFonts w:ascii="新細明體" w:eastAsia="新細明體" w:hAnsi="新細明體" w:cs="新細明體"/>
+          <w:b/>
+          <w:bCs/>
+          <w:kern w:val="0"/>
+          <w14:ligatures w14:val="none"/>
+        </w:rPr>
+        <w:t>關於技術重構的掙扎：</w:t>
+      </w:r>
+      <w:r>
+        <w:rPr>
+          <w:rFonts w:ascii="新細明體" w:eastAsia="新細明體" w:hAnsi="新細明體" w:cs="新細明體"/>
+          <w:kern w:val="0"/>
+          <w14:ligatures w14:val="none"/>
+        </w:rPr>
+        <w:t xml:space="preserve"> 從賽程表到戰績表的系統化過程，你學到的最重要的一課是什麼？這對你未來處理更大型的專案有什麼啟發？</w:t>
       </w:r>
     </w:p>
     <w:p>
       <w:pPr>
-        <w:ind w:leftChars="200" w:left="480"/>
-        <w:rPr>
-          <w:rFonts w:ascii="cwTeX 明體" w:eastAsia="cwTeX 明體" w:hAnsi="cwTeX 明體"/>
-          <w:sz w:val="32"/>
-          <w:szCs w:val="32"/>
-        </w:rPr>
-      </w:pPr>
-      <w:r>
-        <w:rPr>
-          <w:rFonts w:ascii="cwTeX 明體" w:eastAsia="cwTeX 明體" w:hAnsi="cwTeX 明體" w:hint="eastAsia"/>
-          <w:sz w:val="32"/>
-          <w:szCs w:val="32"/>
-        </w:rPr>
-        <w:lastRenderedPageBreak/>
-        <w:t xml:space="preserve">  二</w:t>
-      </w:r>
-      <w:r>
-        <w:rPr>
-          <w:rFonts w:ascii="cwTeX 明體" w:eastAsia="cwTeX 明體" w:hAnsi="cwTeX 明體" w:hint="eastAsia"/>
-          <w:sz w:val="32"/>
-          <w:szCs w:val="32"/>
-        </w:rPr>
-        <w:t>、</w:t>
-      </w:r>
-      <w:r>
-        <w:rPr>
-          <w:rFonts w:ascii="cwTeX 明體" w:eastAsia="cwTeX 明體" w:hAnsi="cwTeX 明體" w:hint="eastAsia"/>
-          <w:sz w:val="32"/>
-          <w:szCs w:val="32"/>
-        </w:rPr>
-        <w:t>各裝置排版體驗</w:t>
+        <w:pStyle w:val="a9"/>
+        <w:ind w:left="360"/>
+        <w:rPr>
+          <w:rFonts w:ascii="cwTeX 明體" w:eastAsia="cwTeX 明體" w:hAnsi="cwTeX 明體"/>
+        </w:rPr>
+      </w:pPr>
+      <w:r>
+        <w:rPr>
+          <w:rFonts w:ascii="新細明體" w:eastAsia="新細明體" w:hAnsi="Symbol" w:cs="新細明體" w:hint="eastAsia"/>
+          <w:kern w:val="0"/>
+          <w14:ligatures w14:val="none"/>
+        </w:rPr>
+        <w:t>A</w:t>
+      </w:r>
+      <w:r>
+        <w:rPr>
+          <w:rFonts w:ascii="cwTeX 明體" w:eastAsia="cwTeX 明體" w:hAnsi="cwTeX 明體" w:hint="eastAsia"/>
+        </w:rPr>
+        <w:t>最重要的一課，架構一定要寫漂亮，</w:t>
+      </w:r>
+      <w:r>
+        <w:rPr>
+          <w:rFonts w:ascii="cwTeX 明體" w:eastAsia="cwTeX 明體" w:hAnsi="cwTeX 明體" w:hint="eastAsia"/>
+        </w:rPr>
+        <w:t>有好的地基房子往上蓋都不怕！</w:t>
       </w:r>
     </w:p>
     <w:p>
       <w:pPr>
-        <w:ind w:leftChars="200" w:left="480"/>
-        <w:rPr>
-          <w:rFonts w:ascii="cwTeX 明體" w:eastAsia="cwTeX 明體" w:hAnsi="cwTeX 明體"/>
-        </w:rPr>
-      </w:pPr>
-      <w:r>
-        <w:rPr>
-          <w:rFonts w:ascii="cwTeX 明體" w:eastAsia="cwTeX 明體" w:hAnsi="cwTeX 明體" w:hint="eastAsia"/>
-        </w:rPr>
-        <w:t xml:space="preserve">    </w:t>
-      </w:r>
-      <w:r>
-        <w:rPr>
-          <w:rFonts w:ascii="cwTeX 明體" w:eastAsia="cwTeX 明體" w:hAnsi="cwTeX 明體" w:hint="eastAsia"/>
-        </w:rPr>
-        <w:t>網站就是要設計的直覺好用，</w:t>
-      </w:r>
-      <w:proofErr w:type="gramStart"/>
-      <w:r>
-        <w:rPr>
-          <w:rFonts w:ascii="cwTeX 明體" w:eastAsia="cwTeX 明體" w:hAnsi="cwTeX 明體" w:hint="eastAsia"/>
-        </w:rPr>
-        <w:t>讓要使用者</w:t>
-      </w:r>
-      <w:proofErr w:type="gramEnd"/>
-      <w:r>
-        <w:rPr>
-          <w:rFonts w:ascii="cwTeX 明體" w:eastAsia="cwTeX 明體" w:hAnsi="cwTeX 明體" w:hint="eastAsia"/>
-        </w:rPr>
-        <w:t>的學習成本降到最低，</w:t>
-      </w:r>
-      <w:r>
-        <w:rPr>
-          <w:rFonts w:ascii="cwTeX 明體" w:eastAsia="cwTeX 明體" w:hAnsi="cwTeX 明體" w:hint="eastAsia"/>
-        </w:rPr>
-        <w:t>所以我也特別針對各種不同裝置，包含手機、平板、電腦，作出相對應的排版。除了排版</w:t>
-      </w:r>
-      <w:proofErr w:type="gramStart"/>
-      <w:r>
-        <w:rPr>
-          <w:rFonts w:ascii="cwTeX 明體" w:eastAsia="cwTeX 明體" w:hAnsi="cwTeX 明體" w:hint="eastAsia"/>
-        </w:rPr>
-        <w:t>以外，</w:t>
-      </w:r>
-      <w:proofErr w:type="gramEnd"/>
-      <w:r>
-        <w:rPr>
-          <w:rFonts w:ascii="cwTeX 明體" w:eastAsia="cwTeX 明體" w:hAnsi="cwTeX 明體" w:hint="eastAsia"/>
-        </w:rPr>
-        <w:t>使用者的UI是最重要的，我也提高了資訊的方便，像是以前要購票，如果是新球迷容易會點</w:t>
-      </w:r>
-      <w:proofErr w:type="gramStart"/>
-      <w:r>
-        <w:rPr>
-          <w:rFonts w:ascii="cwTeX 明體" w:eastAsia="cwTeX 明體" w:hAnsi="cwTeX 明體" w:hint="eastAsia"/>
-        </w:rPr>
-        <w:t>中華職棒官網的</w:t>
-      </w:r>
-      <w:proofErr w:type="gramEnd"/>
-      <w:r>
-        <w:rPr>
-          <w:rFonts w:ascii="cwTeX 明體" w:eastAsia="cwTeX 明體" w:hAnsi="cwTeX 明體" w:hint="eastAsia"/>
-        </w:rPr>
-        <w:t>「購票資訊」，點進去往往是錯誤畫面，還要花時間才能找到購票入口，而我設計的網站，只要一進來就會看到閃閃發光的「前往購票」按鈕，直接導向</w:t>
-      </w:r>
-      <w:proofErr w:type="spellStart"/>
-      <w:r>
-        <w:rPr>
-          <w:rFonts w:ascii="cwTeX 明體" w:eastAsia="cwTeX 明體" w:hAnsi="cwTeX 明體" w:hint="eastAsia"/>
-        </w:rPr>
-        <w:t>ibon</w:t>
-      </w:r>
-      <w:proofErr w:type="spellEnd"/>
-      <w:r>
-        <w:rPr>
-          <w:rFonts w:ascii="cwTeX 明體" w:eastAsia="cwTeX 明體" w:hAnsi="cwTeX 明體" w:hint="eastAsia"/>
-        </w:rPr>
-        <w:t>網站，大幅降低這些不必要的過程。或是市政府跟官方給的接駁車資訊不夠</w:t>
-      </w:r>
-      <w:proofErr w:type="gramStart"/>
-      <w:r>
-        <w:rPr>
-          <w:rFonts w:ascii="cwTeX 明體" w:eastAsia="cwTeX 明體" w:hAnsi="cwTeX 明體" w:hint="eastAsia"/>
-        </w:rPr>
-        <w:t>清楚，</w:t>
-      </w:r>
-      <w:proofErr w:type="gramEnd"/>
-      <w:r>
-        <w:rPr>
-          <w:rFonts w:ascii="cwTeX 明體" w:eastAsia="cwTeX 明體" w:hAnsi="cwTeX 明體" w:hint="eastAsia"/>
-        </w:rPr>
-        <w:t>我也</w:t>
-      </w:r>
-      <w:proofErr w:type="gramStart"/>
-      <w:r>
-        <w:rPr>
-          <w:rFonts w:ascii="cwTeX 明體" w:eastAsia="cwTeX 明體" w:hAnsi="cwTeX 明體" w:hint="eastAsia"/>
-        </w:rPr>
-        <w:t>統整好只要</w:t>
-      </w:r>
-      <w:proofErr w:type="gramEnd"/>
-      <w:r>
-        <w:rPr>
-          <w:rFonts w:ascii="cwTeX 明體" w:eastAsia="cwTeX 明體" w:hAnsi="cwTeX 明體" w:hint="eastAsia"/>
-        </w:rPr>
-        <w:t>點下按鈕，就有路線、時間，甚至我還特別設計一個高鐵的推薦班次，大幅降低使用者不斷來回對時間猶豫買哪</w:t>
-      </w:r>
-      <w:proofErr w:type="gramStart"/>
-      <w:r>
-        <w:rPr>
-          <w:rFonts w:ascii="cwTeX 明體" w:eastAsia="cwTeX 明體" w:hAnsi="cwTeX 明體" w:hint="eastAsia"/>
-        </w:rPr>
-        <w:t>個</w:t>
-      </w:r>
-      <w:proofErr w:type="gramEnd"/>
-      <w:r>
-        <w:rPr>
-          <w:rFonts w:ascii="cwTeX 明體" w:eastAsia="cwTeX 明體" w:hAnsi="cwTeX 明體" w:hint="eastAsia"/>
-        </w:rPr>
-        <w:t>班次的困擾。這些都是提升UI介面以及體驗的重點。</w:t>
+        <w:pStyle w:val="Web"/>
+        <w:numPr>
+          <w:ilvl w:val="0"/>
+          <w:numId w:val="5"/>
+        </w:numPr>
+        <w:rPr>
+          <w:rFonts w:ascii="新細明體" w:eastAsia="新細明體" w:hAnsi="新細明體" w:cs="新細明體"/>
+          <w:kern w:val="0"/>
+          <w14:ligatures w14:val="none"/>
+        </w:rPr>
+      </w:pPr>
+      <w:r>
+        <w:rPr>
+          <w:rFonts w:ascii="新細明體" w:eastAsia="新細明體" w:hAnsi="新細明體" w:cs="新細明體"/>
+          <w:b/>
+          <w:bCs/>
+          <w:kern w:val="0"/>
+          <w14:ligatures w14:val="none"/>
+        </w:rPr>
+        <w:t>關於專業的定義：</w:t>
+      </w:r>
+      <w:r>
+        <w:rPr>
+          <w:rFonts w:ascii="新細明體" w:eastAsia="新細明體" w:hAnsi="新細明體" w:cs="新細明體"/>
+          <w:kern w:val="0"/>
+          <w14:ligatures w14:val="none"/>
+        </w:rPr>
+        <w:t xml:space="preserve"> 如果現在有一家公司給你一個機會，要把你的網站擴充成商業級應用，你覺得目前的「簡潔」風格是否還適用？如果需要加入更多廣告或商業資訊，你該如何設計？</w:t>
       </w:r>
     </w:p>
     <w:p>
       <w:pPr>
-        <w:ind w:leftChars="200" w:left="480"/>
-        <w:rPr>
-          <w:rFonts w:ascii="cwTeX 明體" w:eastAsia="cwTeX 明體" w:hAnsi="cwTeX 明體"/>
-          <w:sz w:val="32"/>
-          <w:szCs w:val="32"/>
-        </w:rPr>
-      </w:pPr>
-      <w:r>
-        <w:rPr>
-          <w:rFonts w:ascii="cwTeX 明體" w:eastAsia="cwTeX 明體" w:hAnsi="cwTeX 明體" w:hint="eastAsia"/>
-          <w:sz w:val="32"/>
-          <w:szCs w:val="32"/>
-        </w:rPr>
-        <w:t xml:space="preserve">  </w:t>
-      </w:r>
-      <w:r>
-        <w:rPr>
-          <w:rFonts w:ascii="cwTeX 明體" w:eastAsia="cwTeX 明體" w:hAnsi="cwTeX 明體" w:hint="eastAsia"/>
-          <w:sz w:val="32"/>
-          <w:szCs w:val="32"/>
-        </w:rPr>
-        <w:t>三</w:t>
-      </w:r>
-      <w:r>
-        <w:rPr>
-          <w:rFonts w:ascii="cwTeX 明體" w:eastAsia="cwTeX 明體" w:hAnsi="cwTeX 明體" w:hint="eastAsia"/>
-          <w:sz w:val="32"/>
-          <w:szCs w:val="32"/>
-        </w:rPr>
-        <w:t>、</w:t>
-      </w:r>
-      <w:r>
-        <w:rPr>
-          <w:rFonts w:ascii="cwTeX 明體" w:eastAsia="cwTeX 明體" w:hAnsi="cwTeX 明體" w:hint="eastAsia"/>
-          <w:sz w:val="32"/>
-          <w:szCs w:val="32"/>
-        </w:rPr>
-        <w:t>一號隊友文化傳遞</w:t>
+        <w:pStyle w:val="a9"/>
+        <w:ind w:left="360"/>
+        <w:rPr>
+          <w:rFonts w:ascii="cwTeX 明體" w:eastAsia="cwTeX 明體" w:hAnsi="cwTeX 明體"/>
+        </w:rPr>
+      </w:pPr>
+      <w:r>
+        <w:rPr>
+          <w:rFonts w:ascii="新細明體" w:eastAsia="新細明體" w:hAnsi="Symbol" w:cs="新細明體" w:hint="eastAsia"/>
+          <w:kern w:val="0"/>
+          <w14:ligatures w14:val="none"/>
+        </w:rPr>
+        <w:t>A</w:t>
+      </w:r>
+      <w:r>
+        <w:rPr>
+          <w:rFonts w:ascii="cwTeX 明體" w:eastAsia="cwTeX 明體" w:hAnsi="cwTeX 明體" w:hint="eastAsia"/>
+        </w:rPr>
+        <w:t>簡潔風格不一定適用，但是這確實可能是官方被人詬病的部分原因，但我認為要結合的話並不是遙遠的不可行方案。</w:t>
       </w:r>
     </w:p>
     <w:p>
       <w:pPr>
-        <w:ind w:leftChars="200" w:left="480"/>
-        <w:rPr>
-          <w:rFonts w:ascii="cwTeX 明體" w:eastAsia="cwTeX 明體" w:hAnsi="cwTeX 明體" w:hint="eastAsia"/>
-        </w:rPr>
-      </w:pPr>
-      <w:r>
-        <w:rPr>
-          <w:rFonts w:ascii="cwTeX 明體" w:eastAsia="cwTeX 明體" w:hAnsi="cwTeX 明體" w:hint="eastAsia"/>
-        </w:rPr>
-        <w:t xml:space="preserve">    </w:t>
-      </w:r>
-      <w:r>
-        <w:rPr>
-          <w:rFonts w:ascii="cwTeX 明體" w:eastAsia="cwTeX 明體" w:hAnsi="cwTeX 明體" w:hint="eastAsia"/>
-        </w:rPr>
-        <w:t>統一獅大家會聯想到什麼，統一尚勇、陳傑憲還是亞太的爭議事件？這些都是有關統一獅隊的元素，在網站設計的過程中，我把統一獅形象的「</w:t>
-      </w:r>
-      <w:proofErr w:type="gramStart"/>
-      <w:r>
-        <w:rPr>
-          <w:rFonts w:ascii="cwTeX 明體" w:eastAsia="cwTeX 明體" w:hAnsi="cwTeX 明體" w:hint="eastAsia"/>
-        </w:rPr>
-        <w:t>橘</w:t>
-      </w:r>
-      <w:proofErr w:type="gramEnd"/>
-      <w:r>
-        <w:rPr>
-          <w:rFonts w:ascii="cwTeX 明體" w:eastAsia="cwTeX 明體" w:hAnsi="cwTeX 明體" w:hint="eastAsia"/>
-        </w:rPr>
-        <w:t>、黑、白」貫徹在所有的網頁中，</w:t>
-      </w:r>
-      <w:r>
-        <w:rPr>
-          <w:rFonts w:ascii="cwTeX 明體" w:eastAsia="cwTeX 明體" w:hAnsi="cwTeX 明體" w:hint="eastAsia"/>
-        </w:rPr>
-        <w:t>充分展現了統一獅的形象，</w:t>
-      </w:r>
-      <w:r>
-        <w:rPr>
-          <w:rFonts w:ascii="cwTeX 明體" w:eastAsia="cwTeX 明體" w:hAnsi="cwTeX 明體" w:hint="eastAsia"/>
-        </w:rPr>
-        <w:t>讓大家不論是一號隊友，還是新球迷，一進來網站就感受到</w:t>
-      </w:r>
-      <w:r>
-        <w:rPr>
-          <w:rFonts w:ascii="cwTeX 明體" w:eastAsia="cwTeX 明體" w:hAnsi="cwTeX 明體" w:hint="eastAsia"/>
-        </w:rPr>
-        <w:t>府城之獅的熱情溫度。我也設計了球員卡，除了有基本資料，我也寫了球員介紹，下方也設置前往「中職官網查看數據」的按鈕，這樣也可以幫助想更深入了解選手的球迷。甚至我還製作應援區，不只有應援團介紹，我也嵌入了官方的應援教學，不只有基本的「獅王點將錄」或是「統一尚勇」，我也放了像是今年的主題曲「鬥陣起行」，讓新進的球迷更快速體會到亞太球場的猛獅應援。</w:t>
+        <w:pStyle w:val="a9"/>
+        <w:numPr>
+          <w:ilvl w:val="0"/>
+          <w:numId w:val="5"/>
+        </w:numPr>
+        <w:rPr>
+          <w:rFonts w:ascii="cwTeX 明體" w:eastAsia="cwTeX 明體" w:hAnsi="cwTeX 明體"/>
+        </w:rPr>
+      </w:pPr>
+      <w:r>
+        <w:rPr>
+          <w:rFonts w:ascii="cwTeX 明體" w:eastAsia="cwTeX 明體" w:hAnsi="cwTeX 明體" w:hint="eastAsia"/>
+        </w:rPr>
+        <w:t>Q</w:t>
+      </w:r>
+      <w:r>
+        <w:rPr>
+          <w:rFonts w:ascii="cwTeX 明體" w:eastAsia="cwTeX 明體" w:hAnsi="cwTeX 明體"/>
+          <w:b/>
+          <w:bCs/>
+        </w:rPr>
+        <w:t>關於個人成長：</w:t>
+      </w:r>
+      <w:r>
+        <w:rPr>
+          <w:rFonts w:ascii="cwTeX 明體" w:eastAsia="cwTeX 明體" w:hAnsi="cwTeX 明體"/>
+        </w:rPr>
+        <w:t xml:space="preserve"> 如果你回到 18 週前，告訴那個還沒開始學 VS Code 的自己一句話，你會說什麼？而這個專案結束後，你認為身為一名「多媒體設計科學生」，你最大的專業競爭力是什麼？</w:t>
       </w:r>
     </w:p>
     <w:p>
       <w:pPr>
-        <w:rPr>
-          <w:rFonts w:ascii="cwTeX 明體" w:eastAsia="cwTeX 明體" w:hAnsi="cwTeX 明體" w:hint="eastAsia"/>
-          <w:sz w:val="36"/>
-          <w:szCs w:val="36"/>
-        </w:rPr>
-      </w:pPr>
-      <w:r>
-        <w:rPr>
-          <w:rFonts w:ascii="cwTeX 明體" w:eastAsia="cwTeX 明體" w:hAnsi="cwTeX 明體" w:hint="eastAsia"/>
-          <w:sz w:val="36"/>
-          <w:szCs w:val="36"/>
-        </w:rPr>
-        <w:t>第</w:t>
-      </w:r>
-      <w:r>
-        <w:rPr>
-          <w:rFonts w:ascii="cwTeX 明體" w:eastAsia="cwTeX 明體" w:hAnsi="cwTeX 明體" w:hint="eastAsia"/>
-          <w:sz w:val="36"/>
-          <w:szCs w:val="36"/>
-        </w:rPr>
-        <w:t>三</w:t>
-      </w:r>
-      <w:r>
-        <w:rPr>
-          <w:rFonts w:ascii="cwTeX 明體" w:eastAsia="cwTeX 明體" w:hAnsi="cwTeX 明體" w:hint="eastAsia"/>
-          <w:sz w:val="36"/>
-          <w:szCs w:val="36"/>
-        </w:rPr>
-        <w:t xml:space="preserve">階段 </w:t>
-      </w:r>
-      <w:proofErr w:type="gramStart"/>
-      <w:r>
-        <w:rPr>
-          <w:rFonts w:ascii="cwTeX 明體" w:eastAsia="cwTeX 明體" w:hAnsi="cwTeX 明體"/>
-          <w:sz w:val="36"/>
-          <w:szCs w:val="36"/>
-        </w:rPr>
-        <w:t>–</w:t>
-      </w:r>
-      <w:proofErr w:type="gramEnd"/>
-      <w:r>
-        <w:rPr>
-          <w:rFonts w:ascii="cwTeX 明體" w:eastAsia="cwTeX 明體" w:hAnsi="cwTeX 明體" w:hint="eastAsia"/>
-          <w:sz w:val="36"/>
-          <w:szCs w:val="36"/>
-        </w:rPr>
-        <w:t xml:space="preserve"> </w:t>
-      </w:r>
-      <w:r>
-        <w:rPr>
-          <w:rFonts w:ascii="cwTeX 明體" w:eastAsia="cwTeX 明體" w:hAnsi="cwTeX 明體" w:hint="eastAsia"/>
-          <w:sz w:val="36"/>
-          <w:szCs w:val="36"/>
-        </w:rPr>
-        <w:t>官方突如其來的震撼彈</w:t>
-      </w:r>
-    </w:p>
-    <w:p>
-      <w:pPr>
-        <w:ind w:leftChars="200" w:left="480"/>
-        <w:rPr>
-          <w:rFonts w:ascii="cwTeX 明體" w:eastAsia="cwTeX 明體" w:hAnsi="cwTeX 明體"/>
-          <w:sz w:val="32"/>
-          <w:szCs w:val="32"/>
-        </w:rPr>
-      </w:pPr>
-      <w:r>
-        <w:rPr>
-          <w:rFonts w:ascii="cwTeX 明體" w:eastAsia="cwTeX 明體" w:hAnsi="cwTeX 明體" w:hint="eastAsia"/>
-          <w:sz w:val="32"/>
-          <w:szCs w:val="32"/>
-        </w:rPr>
-        <w:t xml:space="preserve">  </w:t>
-      </w:r>
-      <w:r>
-        <w:rPr>
-          <w:rFonts w:ascii="cwTeX 明體" w:eastAsia="cwTeX 明體" w:hAnsi="cwTeX 明體" w:hint="eastAsia"/>
-          <w:sz w:val="32"/>
-          <w:szCs w:val="32"/>
-        </w:rPr>
-        <w:t>一</w:t>
-      </w:r>
-      <w:r>
-        <w:rPr>
-          <w:rFonts w:ascii="cwTeX 明體" w:eastAsia="cwTeX 明體" w:hAnsi="cwTeX 明體" w:hint="eastAsia"/>
-          <w:sz w:val="32"/>
-          <w:szCs w:val="32"/>
-        </w:rPr>
-        <w:t>、</w:t>
-      </w:r>
-      <w:r>
-        <w:rPr>
-          <w:rFonts w:ascii="cwTeX 明體" w:eastAsia="cwTeX 明體" w:hAnsi="cwTeX 明體" w:hint="eastAsia"/>
-          <w:sz w:val="32"/>
-          <w:szCs w:val="32"/>
-        </w:rPr>
-        <w:t>官方無預警公布自行製作</w:t>
-      </w:r>
-    </w:p>
-    <w:p>
-      <w:pPr>
-        <w:ind w:leftChars="200" w:left="480"/>
-        <w:rPr>
-          <w:rFonts w:ascii="cwTeX 明體" w:eastAsia="cwTeX 明體" w:hAnsi="cwTeX 明體" w:hint="eastAsia"/>
-        </w:rPr>
-      </w:pPr>
-      <w:r>
-        <w:rPr>
-          <w:rFonts w:ascii="cwTeX 明體" w:eastAsia="cwTeX 明體" w:hAnsi="cwTeX 明體" w:hint="eastAsia"/>
-        </w:rPr>
-        <w:t xml:space="preserve">    </w:t>
-      </w:r>
-      <w:r>
-        <w:rPr>
-          <w:rFonts w:ascii="cwTeX 明體" w:eastAsia="cwTeX 明體" w:hAnsi="cwTeX 明體" w:hint="eastAsia"/>
-        </w:rPr>
-        <w:t>官方在原本應該導向</w:t>
-      </w:r>
-      <w:proofErr w:type="gramStart"/>
-      <w:r>
-        <w:rPr>
-          <w:rFonts w:ascii="cwTeX 明體" w:eastAsia="cwTeX 明體" w:hAnsi="cwTeX 明體" w:hint="eastAsia"/>
-        </w:rPr>
-        <w:t>萊恩酷</w:t>
-      </w:r>
-      <w:proofErr w:type="gramEnd"/>
-      <w:r>
-        <w:rPr>
-          <w:rFonts w:ascii="cwTeX 明體" w:eastAsia="cwTeX 明體" w:hAnsi="cwTeX 明體" w:hint="eastAsia"/>
-        </w:rPr>
-        <w:t>的商店網站，有天被網友發現顯示「網站即將上線，敬啟期待 Coming Soon」，讓網友們議論紛紛：難道曾經死去</w:t>
-      </w:r>
-      <w:proofErr w:type="gramStart"/>
-      <w:r>
-        <w:rPr>
-          <w:rFonts w:ascii="cwTeX 明體" w:eastAsia="cwTeX 明體" w:hAnsi="cwTeX 明體" w:hint="eastAsia"/>
-        </w:rPr>
-        <w:t>的官網要</w:t>
-      </w:r>
-      <w:proofErr w:type="gramEnd"/>
-      <w:r>
-        <w:rPr>
-          <w:rFonts w:ascii="cwTeX 明體" w:eastAsia="cwTeX 明體" w:hAnsi="cwTeX 明體" w:hint="eastAsia"/>
-        </w:rPr>
-        <w:t>復活了嗎？</w:t>
-      </w:r>
-      <w:r>
-        <w:rPr>
-          <w:rFonts w:ascii="cwTeX 明體" w:eastAsia="cwTeX 明體" w:hAnsi="cwTeX 明體" w:hint="eastAsia"/>
-        </w:rPr>
-        <w:t>雖然到目前網站依然沒有上線，但是對於我一個目標是以官方角度出發的製作者是不小的打擊。有情緒代表我很在意這件事，也證明我是真的有用我的時間熱情來製作這份專案。</w:t>
-      </w:r>
-    </w:p>
-    <w:p>
-      <w:pPr>
-        <w:ind w:leftChars="200" w:left="480"/>
-        <w:rPr>
-          <w:rFonts w:ascii="cwTeX 明體" w:eastAsia="cwTeX 明體" w:hAnsi="cwTeX 明體"/>
-          <w:sz w:val="32"/>
-          <w:szCs w:val="32"/>
-        </w:rPr>
-      </w:pPr>
-      <w:r>
-        <w:rPr>
-          <w:rFonts w:ascii="cwTeX 明體" w:eastAsia="cwTeX 明體" w:hAnsi="cwTeX 明體" w:hint="eastAsia"/>
-          <w:sz w:val="32"/>
-          <w:szCs w:val="32"/>
-        </w:rPr>
-        <w:t xml:space="preserve">  </w:t>
-      </w:r>
-      <w:r>
-        <w:rPr>
-          <w:rFonts w:ascii="cwTeX 明體" w:eastAsia="cwTeX 明體" w:hAnsi="cwTeX 明體" w:hint="eastAsia"/>
-          <w:sz w:val="32"/>
-          <w:szCs w:val="32"/>
-        </w:rPr>
-        <w:t>二</w:t>
-      </w:r>
-      <w:r>
-        <w:rPr>
-          <w:rFonts w:ascii="cwTeX 明體" w:eastAsia="cwTeX 明體" w:hAnsi="cwTeX 明體" w:hint="eastAsia"/>
-          <w:sz w:val="32"/>
-          <w:szCs w:val="32"/>
-        </w:rPr>
-        <w:t>、</w:t>
-      </w:r>
-      <w:r>
-        <w:rPr>
-          <w:rFonts w:ascii="cwTeX 明體" w:eastAsia="cwTeX 明體" w:hAnsi="cwTeX 明體" w:hint="eastAsia"/>
-          <w:sz w:val="32"/>
-          <w:szCs w:val="32"/>
-        </w:rPr>
-        <w:t>所有的事都是最好的安排</w:t>
-      </w:r>
-    </w:p>
-    <w:p>
-      <w:pPr>
-        <w:ind w:leftChars="200" w:left="480"/>
-        <w:rPr>
-          <w:rFonts w:ascii="cwTeX 明體" w:eastAsia="cwTeX 明體" w:hAnsi="cwTeX 明體" w:hint="eastAsia"/>
-        </w:rPr>
-      </w:pPr>
-      <w:r>
-        <w:rPr>
-          <w:rFonts w:ascii="cwTeX 明體" w:eastAsia="cwTeX 明體" w:hAnsi="cwTeX 明體" w:hint="eastAsia"/>
-        </w:rPr>
-        <w:t xml:space="preserve">    </w:t>
-      </w:r>
-      <w:r>
-        <w:rPr>
-          <w:rFonts w:ascii="cwTeX 明體" w:eastAsia="cwTeX 明體" w:hAnsi="cwTeX 明體" w:hint="eastAsia"/>
-        </w:rPr>
-        <w:t>統一獅的隊長 陳傑憲 ，在他的新書</w:t>
-      </w:r>
-      <w:r>
-        <w:rPr>
-          <w:rFonts w:ascii="cwTeX 明體" w:eastAsia="cwTeX 明體" w:hAnsi="cwTeX 明體"/>
-        </w:rPr>
-        <w:t>《</w:t>
-      </w:r>
-      <w:r>
-        <w:rPr>
-          <w:rFonts w:ascii="cwTeX 明體" w:eastAsia="cwTeX 明體" w:hAnsi="cwTeX 明體" w:hint="eastAsia"/>
-        </w:rPr>
-        <w:t>突破極限的信念》裡面有提到，在他哥哥過世的時候他的教練跟他說「所有的事都是最好的安排」也許這本來就是注定好的，接受他，人生中本來就很多不順心的事，但是能改變什麼？我也是同樣的心態，如果說沒有機會讓官方看過，那我能改變什麼？身為官方認證的黃衫獅子軍，在</w:t>
-      </w:r>
-      <w:proofErr w:type="gramStart"/>
-      <w:r>
-        <w:rPr>
-          <w:rFonts w:ascii="cwTeX 明體" w:eastAsia="cwTeX 明體" w:hAnsi="cwTeX 明體" w:hint="eastAsia"/>
-        </w:rPr>
-        <w:t>臺</w:t>
-      </w:r>
-      <w:proofErr w:type="gramEnd"/>
-      <w:r>
-        <w:rPr>
-          <w:rFonts w:ascii="cwTeX 明體" w:eastAsia="cwTeX 明體" w:hAnsi="cwTeX 明體" w:hint="eastAsia"/>
-        </w:rPr>
-        <w:t>南球場我最喜歡的就是統一獅應援文化，那我就製作針對一號隊友的網站，一號隊友官方沒有的溫度。有這樣的關方震撼彈，才有今天這個完全以球迷角度出發的網站。</w:t>
-      </w:r>
-    </w:p>
-    <w:p>
-      <w:pPr>
-        <w:rPr>
-          <w:rFonts w:ascii="cwTeX 明體" w:eastAsia="cwTeX 明體" w:hAnsi="cwTeX 明體" w:hint="eastAsia"/>
-        </w:rPr>
-      </w:pPr>
+        <w:pStyle w:val="a9"/>
+        <w:ind w:left="360"/>
+        <w:rPr>
+          <w:rFonts w:ascii="cwTeX 明體" w:eastAsia="cwTeX 明體" w:hAnsi="cwTeX 明體" w:hint="eastAsia"/>
+        </w:rPr>
+      </w:pPr>
+      <w:r>
+        <w:rPr>
+          <w:rFonts w:ascii="cwTeX 明體" w:eastAsia="cwTeX 明體" w:hAnsi="cwTeX 明體" w:hint="eastAsia"/>
+        </w:rPr>
+        <w:t>A</w:t>
+      </w:r>
+      <w:r>
+        <w:rPr>
+          <w:rFonts w:ascii="cwTeX 明體" w:eastAsia="cwTeX 明體" w:hAnsi="cwTeX 明體" w:hint="eastAsia"/>
+        </w:rPr>
+        <w:t>回到過去，我會跟自己說，你會做出一個讓自己驕傲很久的網站！</w:t>
+      </w:r>
     </w:p>
     <w:sectPr>
       <w:pgSz w:w="11906" w:h="16838"/>
@@ -1156,6 +603,56 @@
 </w:document>
 </file>
 
+<file path=word/endnotes.xml><?xml version="1.0" encoding="utf-8"?>
+<w:endnotes xmlns:wpc="http://schemas.microsoft.com/office/word/2010/wordprocessingCanvas" xmlns:cx="http://schemas.microsoft.com/office/drawing/2014/chartex" xmlns:cx1="http://schemas.microsoft.com/office/drawing/2015/9/8/chartex" xmlns:cx2="http://schemas.microsoft.com/office/drawing/2015/10/21/chartex" xmlns:cx3="http://schemas.microsoft.com/office/drawing/2016/5/9/chartex" xmlns:cx4="http://schemas.microsoft.com/office/drawing/2016/5/10/chartex" xmlns:cx5="http://schemas.microsoft.com/office/drawing/2016/5/11/chartex" xmlns:cx6="http://schemas.microsoft.com/office/drawing/2016/5/12/chartex" xmlns:cx7="http://schemas.microsoft.com/office/drawing/2016/5/13/chartex" xmlns:cx8="http://schemas.microsoft.com/office/drawing/2016/5/14/chartex" xmlns:mc="http://schemas.openxmlformats.org/markup-compatibility/2006" xmlns:aink="http://schemas.microsoft.com/office/drawing/2016/ink" xmlns:am3d="http://schemas.microsoft.com/office/drawing/2017/model3d" xmlns:o="urn:schemas-microsoft-com:office:office" xmlns:oel="http://schemas.microsoft.com/office/2019/extlst" xmlns:r="http://schemas.openxmlformats.org/officeDocument/2006/relationships" xmlns:m="http://schemas.openxmlformats.org/officeDocument/2006/math" xmlns:v="urn:schemas-microsoft-com:vml" xmlns:wp14="http://schemas.microsoft.com/office/word/2010/wordprocessingDrawing" xmlns:wp="http://schemas.openxmlformats.org/drawingml/2006/wordprocessingDrawing" xmlns:w10="urn:schemas-microsoft-com:office:word" xmlns:w="http://schemas.openxmlformats.org/wordprocessingml/2006/main" xmlns:w14="http://schemas.microsoft.com/office/word/2010/wordml" xmlns:w15="http://schemas.microsoft.com/office/word/2012/wordml" xmlns:w16cex="http://schemas.microsoft.com/office/word/2018/wordml/cex" xmlns:w16cid="http://schemas.microsoft.com/office/word/2016/wordml/cid" xmlns:w16="http://schemas.microsoft.com/office/word/2018/wordml" xmlns:w16du="http://schemas.microsoft.com/office/word/2023/wordml/word16du" xmlns:w16sdtdh="http://schemas.microsoft.com/office/word/2020/wordml/sdtdatahash" xmlns:w16sdtfl="http://schemas.microsoft.com/office/word/2024/wordml/sdtformatlock" xmlns:w16se="http://schemas.microsoft.com/office/word/2015/wordml/symex" xmlns:wpg="http://schemas.microsoft.com/office/word/2010/wordprocessingGroup" xmlns:wpi="http://schemas.microsoft.com/office/word/2010/wordprocessingInk" xmlns:wne="http://schemas.microsoft.com/office/word/2006/wordml" xmlns:wps="http://schemas.microsoft.com/office/word/2010/wordprocessingShape" mc:Ignorable="w14 w15 w16se w16cid w16 w16cex w16sdtdh w16sdtfl w16du wp14">
+  <w:endnote w:type="separator" w:id="-1">
+    <w:p>
+      <w:pPr>
+        <w:spacing w:after="0" w:line="240" w:lineRule="auto"/>
+      </w:pPr>
+      <w:r>
+        <w:separator/>
+      </w:r>
+    </w:p>
+  </w:endnote>
+  <w:endnote w:type="continuationSeparator" w:id="0">
+    <w:p>
+      <w:pPr>
+        <w:spacing w:after="0" w:line="240" w:lineRule="auto"/>
+      </w:pPr>
+      <w:r>
+        <w:continuationSeparator/>
+      </w:r>
+    </w:p>
+  </w:endnote>
+</w:endnotes>
+</file>
+
+<file path=word/footnotes.xml><?xml version="1.0" encoding="utf-8"?>
+<w:footnotes xmlns:wpc="http://schemas.microsoft.com/office/word/2010/wordprocessingCanvas" xmlns:cx="http://schemas.microsoft.com/office/drawing/2014/chartex" xmlns:cx1="http://schemas.microsoft.com/office/drawing/2015/9/8/chartex" xmlns:cx2="http://schemas.microsoft.com/office/drawing/2015/10/21/chartex" xmlns:cx3="http://schemas.microsoft.com/office/drawing/2016/5/9/chartex" xmlns:cx4="http://schemas.microsoft.com/office/drawing/2016/5/10/chartex" xmlns:cx5="http://schemas.microsoft.com/office/drawing/2016/5/11/chartex" xmlns:cx6="http://schemas.microsoft.com/office/drawing/2016/5/12/chartex" xmlns:cx7="http://schemas.microsoft.com/office/drawing/2016/5/13/chartex" xmlns:cx8="http://schemas.microsoft.com/office/drawing/2016/5/14/chartex" xmlns:mc="http://schemas.openxmlformats.org/markup-compatibility/2006" xmlns:aink="http://schemas.microsoft.com/office/drawing/2016/ink" xmlns:am3d="http://schemas.microsoft.com/office/drawing/2017/model3d" xmlns:o="urn:schemas-microsoft-com:office:office" xmlns:oel="http://schemas.microsoft.com/office/2019/extlst" xmlns:r="http://schemas.openxmlformats.org/officeDocument/2006/relationships" xmlns:m="http://schemas.openxmlformats.org/officeDocument/2006/math" xmlns:v="urn:schemas-microsoft-com:vml" xmlns:wp14="http://schemas.microsoft.com/office/word/2010/wordprocessingDrawing" xmlns:wp="http://schemas.openxmlformats.org/drawingml/2006/wordprocessingDrawing" xmlns:w10="urn:schemas-microsoft-com:office:word" xmlns:w="http://schemas.openxmlformats.org/wordprocessingml/2006/main" xmlns:w14="http://schemas.microsoft.com/office/word/2010/wordml" xmlns:w15="http://schemas.microsoft.com/office/word/2012/wordml" xmlns:w16cex="http://schemas.microsoft.com/office/word/2018/wordml/cex" xmlns:w16cid="http://schemas.microsoft.com/office/word/2016/wordml/cid" xmlns:w16="http://schemas.microsoft.com/office/word/2018/wordml" xmlns:w16du="http://schemas.microsoft.com/office/word/2023/wordml/word16du" xmlns:w16sdtdh="http://schemas.microsoft.com/office/word/2020/wordml/sdtdatahash" xmlns:w16sdtfl="http://schemas.microsoft.com/office/word/2024/wordml/sdtformatlock" xmlns:w16se="http://schemas.microsoft.com/office/word/2015/wordml/symex" xmlns:wpg="http://schemas.microsoft.com/office/word/2010/wordprocessingGroup" xmlns:wpi="http://schemas.microsoft.com/office/word/2010/wordprocessingInk" xmlns:wne="http://schemas.microsoft.com/office/word/2006/wordml" xmlns:wps="http://schemas.microsoft.com/office/word/2010/wordprocessingShape" mc:Ignorable="w14 w15 w16se w16cid w16 w16cex w16sdtdh w16sdtfl w16du wp14">
+  <w:footnote w:type="separator" w:id="-1">
+    <w:p>
+      <w:pPr>
+        <w:spacing w:after="0" w:line="240" w:lineRule="auto"/>
+      </w:pPr>
+      <w:r>
+        <w:separator/>
+      </w:r>
+    </w:p>
+  </w:footnote>
+  <w:footnote w:type="continuationSeparator" w:id="0">
+    <w:p>
+      <w:pPr>
+        <w:spacing w:after="0" w:line="240" w:lineRule="auto"/>
+      </w:pPr>
+      <w:r>
+        <w:continuationSeparator/>
+      </w:r>
+    </w:p>
+  </w:footnote>
+</w:footnotes>
+</file>
+
 <file path=word/numbering.xml><?xml version="1.0" encoding="utf-8"?>
 <w:numbering xmlns:wpc="http://schemas.microsoft.com/office/word/2010/wordprocessingCanvas" xmlns:cx="http://schemas.microsoft.com/office/drawing/2014/chartex" xmlns:cx1="http://schemas.microsoft.com/office/drawing/2015/9/8/chartex" xmlns:cx2="http://schemas.microsoft.com/office/drawing/2015/10/21/chartex" xmlns:cx3="http://schemas.microsoft.com/office/drawing/2016/5/9/chartex" xmlns:cx4="http://schemas.microsoft.com/office/drawing/2016/5/10/chartex" xmlns:cx5="http://schemas.microsoft.com/office/drawing/2016/5/11/chartex" xmlns:cx6="http://schemas.microsoft.com/office/drawing/2016/5/12/chartex" xmlns:cx7="http://schemas.microsoft.com/office/drawing/2016/5/13/chartex" xmlns:cx8="http://schemas.microsoft.com/office/drawing/2016/5/14/chartex" xmlns:mc="http://schemas.openxmlformats.org/markup-compatibility/2006" xmlns:aink="http://schemas.microsoft.com/office/drawing/2016/ink" xmlns:am3d="http://schemas.microsoft.com/office/drawing/2017/model3d" xmlns:o="urn:schemas-microsoft-com:office:office" xmlns:oel="http://schemas.microsoft.com/office/2019/extlst" xmlns:r="http://schemas.openxmlformats.org/officeDocument/2006/relationships" xmlns:m="http://schemas.openxmlformats.org/officeDocument/2006/math" xmlns:v="urn:schemas-microsoft-com:vml" xmlns:wp14="http://schemas.microsoft.com/office/word/2010/wordprocessingDrawing" xmlns:wp="http://schemas.openxmlformats.org/drawingml/2006/wordprocessingDrawing" xmlns:w10="urn:schemas-microsoft-com:office:word" xmlns:w="http://schemas.openxmlformats.org/wordprocessingml/2006/main" xmlns:w14="http://schemas.microsoft.com/office/word/2010/wordml" xmlns:w15="http://schemas.microsoft.com/office/word/2012/wordml" xmlns:w16cex="http://schemas.microsoft.com/office/word/2018/wordml/cex" xmlns:w16cid="http://schemas.microsoft.com/office/word/2016/wordml/cid" xmlns:w16="http://schemas.microsoft.com/office/word/2018/wordml" xmlns:w16du="http://schemas.microsoft.com/office/word/2023/wordml/word16du" xmlns:w16sdtdh="http://schemas.microsoft.com/office/word/2020/wordml/sdtdatahash" xmlns:w16sdtfl="http://schemas.microsoft.com/office/word/2024/wordml/sdtformatlock" xmlns:w16se="http://schemas.microsoft.com/office/word/2015/wordml/symex" xmlns:wpg="http://schemas.microsoft.com/office/word/2010/wordprocessingGroup" xmlns:wpi="http://schemas.microsoft.com/office/word/2010/wordprocessingInk" xmlns:wne="http://schemas.microsoft.com/office/word/2006/wordml" xmlns:wps="http://schemas.microsoft.com/office/word/2010/wordprocessingShape" mc:Ignorable="w14 w15 w16se w16cid w16 w16cex w16sdtdh w16sdtfl w16du wp14">
   <w:abstractNum w:abstractNumId="0" w15:restartNumberingAfterBreak="0">
@@ -1247,6 +744,95 @@
     </w:lvl>
   </w:abstractNum>
   <w:abstractNum w:abstractNumId="1" w15:restartNumberingAfterBreak="0">
+    <w:nsid w:val="0B61314E"/>
+    <w:multiLevelType w:val="hybridMultilevel"/>
+    <w:tmpl w:val="94DEA076"/>
+    <w:lvl w:ilvl="0" w:tplc="481E2430">
+      <w:start w:val="1"/>
+      <w:numFmt w:val="decimal"/>
+      <w:lvlText w:val="%1."/>
+      <w:lvlJc w:val="left"/>
+      <w:pPr>
+        <w:ind w:left="360" w:hanging="360"/>
+      </w:pPr>
+      <w:rPr>
+        <w:rFonts w:hint="default"/>
+      </w:rPr>
+    </w:lvl>
+    <w:lvl w:ilvl="1" w:tplc="04090019" w:tentative="1">
+      <w:start w:val="1"/>
+      <w:numFmt w:val="ideographTraditional"/>
+      <w:lvlText w:val="%2、"/>
+      <w:lvlJc w:val="left"/>
+      <w:pPr>
+        <w:ind w:left="960" w:hanging="480"/>
+      </w:pPr>
+    </w:lvl>
+    <w:lvl w:ilvl="2" w:tplc="0409001B" w:tentative="1">
+      <w:start w:val="1"/>
+      <w:numFmt w:val="lowerRoman"/>
+      <w:lvlText w:val="%3."/>
+      <w:lvlJc w:val="right"/>
+      <w:pPr>
+        <w:ind w:left="1440" w:hanging="480"/>
+      </w:pPr>
+    </w:lvl>
+    <w:lvl w:ilvl="3" w:tplc="0409000F" w:tentative="1">
+      <w:start w:val="1"/>
+      <w:numFmt w:val="decimal"/>
+      <w:lvlText w:val="%4."/>
+      <w:lvlJc w:val="left"/>
+      <w:pPr>
+        <w:ind w:left="1920" w:hanging="480"/>
+      </w:pPr>
+    </w:lvl>
+    <w:lvl w:ilvl="4" w:tplc="04090019" w:tentative="1">
+      <w:start w:val="1"/>
+      <w:numFmt w:val="ideographTraditional"/>
+      <w:lvlText w:val="%5、"/>
+      <w:lvlJc w:val="left"/>
+      <w:pPr>
+        <w:ind w:left="2400" w:hanging="480"/>
+      </w:pPr>
+    </w:lvl>
+    <w:lvl w:ilvl="5" w:tplc="0409001B" w:tentative="1">
+      <w:start w:val="1"/>
+      <w:numFmt w:val="lowerRoman"/>
+      <w:lvlText w:val="%6."/>
+      <w:lvlJc w:val="right"/>
+      <w:pPr>
+        <w:ind w:left="2880" w:hanging="480"/>
+      </w:pPr>
+    </w:lvl>
+    <w:lvl w:ilvl="6" w:tplc="0409000F" w:tentative="1">
+      <w:start w:val="1"/>
+      <w:numFmt w:val="decimal"/>
+      <w:lvlText w:val="%7."/>
+      <w:lvlJc w:val="left"/>
+      <w:pPr>
+        <w:ind w:left="3360" w:hanging="480"/>
+      </w:pPr>
+    </w:lvl>
+    <w:lvl w:ilvl="7" w:tplc="04090019" w:tentative="1">
+      <w:start w:val="1"/>
+      <w:numFmt w:val="ideographTraditional"/>
+      <w:lvlText w:val="%8、"/>
+      <w:lvlJc w:val="left"/>
+      <w:pPr>
+        <w:ind w:left="3840" w:hanging="480"/>
+      </w:pPr>
+    </w:lvl>
+    <w:lvl w:ilvl="8" w:tplc="0409001B" w:tentative="1">
+      <w:start w:val="1"/>
+      <w:numFmt w:val="lowerRoman"/>
+      <w:lvlText w:val="%9."/>
+      <w:lvlJc w:val="right"/>
+      <w:pPr>
+        <w:ind w:left="4320" w:hanging="480"/>
+      </w:pPr>
+    </w:lvl>
+  </w:abstractNum>
+  <w:abstractNum w:abstractNumId="2" w15:restartNumberingAfterBreak="0">
     <w:nsid w:val="40A00C12"/>
     <w:multiLevelType w:val="hybridMultilevel"/>
     <w:tmpl w:val="CA3E4018"/>
@@ -1334,7 +920,209 @@
       </w:pPr>
     </w:lvl>
   </w:abstractNum>
-  <w:abstractNum w:abstractNumId="2" w15:restartNumberingAfterBreak="0">
+  <w:abstractNum w:abstractNumId="3" w15:restartNumberingAfterBreak="0">
+    <w:nsid w:val="48801B64"/>
+    <w:multiLevelType w:val="hybridMultilevel"/>
+    <w:tmpl w:val="9050F862"/>
+    <w:lvl w:ilvl="0" w:tplc="0450C2BE">
+      <w:start w:val="1"/>
+      <w:numFmt w:val="decimal"/>
+      <w:lvlText w:val="%1."/>
+      <w:lvlJc w:val="left"/>
+      <w:pPr>
+        <w:ind w:left="360" w:hanging="360"/>
+      </w:pPr>
+      <w:rPr>
+        <w:rFonts w:hint="default"/>
+      </w:rPr>
+    </w:lvl>
+    <w:lvl w:ilvl="1" w:tplc="04090019" w:tentative="1">
+      <w:start w:val="1"/>
+      <w:numFmt w:val="ideographTraditional"/>
+      <w:lvlText w:val="%2、"/>
+      <w:lvlJc w:val="left"/>
+      <w:pPr>
+        <w:ind w:left="960" w:hanging="480"/>
+      </w:pPr>
+    </w:lvl>
+    <w:lvl w:ilvl="2" w:tplc="0409001B" w:tentative="1">
+      <w:start w:val="1"/>
+      <w:numFmt w:val="lowerRoman"/>
+      <w:lvlText w:val="%3."/>
+      <w:lvlJc w:val="right"/>
+      <w:pPr>
+        <w:ind w:left="1440" w:hanging="480"/>
+      </w:pPr>
+    </w:lvl>
+    <w:lvl w:ilvl="3" w:tplc="0409000F" w:tentative="1">
+      <w:start w:val="1"/>
+      <w:numFmt w:val="decimal"/>
+      <w:lvlText w:val="%4."/>
+      <w:lvlJc w:val="left"/>
+      <w:pPr>
+        <w:ind w:left="1920" w:hanging="480"/>
+      </w:pPr>
+    </w:lvl>
+    <w:lvl w:ilvl="4" w:tplc="04090019" w:tentative="1">
+      <w:start w:val="1"/>
+      <w:numFmt w:val="ideographTraditional"/>
+      <w:lvlText w:val="%5、"/>
+      <w:lvlJc w:val="left"/>
+      <w:pPr>
+        <w:ind w:left="2400" w:hanging="480"/>
+      </w:pPr>
+    </w:lvl>
+    <w:lvl w:ilvl="5" w:tplc="0409001B" w:tentative="1">
+      <w:start w:val="1"/>
+      <w:numFmt w:val="lowerRoman"/>
+      <w:lvlText w:val="%6."/>
+      <w:lvlJc w:val="right"/>
+      <w:pPr>
+        <w:ind w:left="2880" w:hanging="480"/>
+      </w:pPr>
+    </w:lvl>
+    <w:lvl w:ilvl="6" w:tplc="0409000F" w:tentative="1">
+      <w:start w:val="1"/>
+      <w:numFmt w:val="decimal"/>
+      <w:lvlText w:val="%7."/>
+      <w:lvlJc w:val="left"/>
+      <w:pPr>
+        <w:ind w:left="3360" w:hanging="480"/>
+      </w:pPr>
+    </w:lvl>
+    <w:lvl w:ilvl="7" w:tplc="04090019" w:tentative="1">
+      <w:start w:val="1"/>
+      <w:numFmt w:val="ideographTraditional"/>
+      <w:lvlText w:val="%8、"/>
+      <w:lvlJc w:val="left"/>
+      <w:pPr>
+        <w:ind w:left="3840" w:hanging="480"/>
+      </w:pPr>
+    </w:lvl>
+    <w:lvl w:ilvl="8" w:tplc="0409001B" w:tentative="1">
+      <w:start w:val="1"/>
+      <w:numFmt w:val="lowerRoman"/>
+      <w:lvlText w:val="%9."/>
+      <w:lvlJc w:val="right"/>
+      <w:pPr>
+        <w:ind w:left="4320" w:hanging="480"/>
+      </w:pPr>
+    </w:lvl>
+  </w:abstractNum>
+  <w:abstractNum w:abstractNumId="4" w15:restartNumberingAfterBreak="0">
+    <w:nsid w:val="675B6899"/>
+    <w:multiLevelType w:val="multilevel"/>
+    <w:tmpl w:val="F78A0E1A"/>
+    <w:lvl w:ilvl="0">
+      <w:start w:val="1"/>
+      <w:numFmt w:val="decimal"/>
+      <w:lvlText w:val="%1."/>
+      <w:lvlJc w:val="left"/>
+      <w:pPr>
+        <w:tabs>
+          <w:tab w:val="num" w:pos="720"/>
+        </w:tabs>
+        <w:ind w:left="720" w:hanging="360"/>
+      </w:pPr>
+    </w:lvl>
+    <w:lvl w:ilvl="1" w:tentative="1">
+      <w:start w:val="1"/>
+      <w:numFmt w:val="decimal"/>
+      <w:lvlText w:val="%2."/>
+      <w:lvlJc w:val="left"/>
+      <w:pPr>
+        <w:tabs>
+          <w:tab w:val="num" w:pos="1440"/>
+        </w:tabs>
+        <w:ind w:left="1440" w:hanging="360"/>
+      </w:pPr>
+    </w:lvl>
+    <w:lvl w:ilvl="2" w:tentative="1">
+      <w:start w:val="1"/>
+      <w:numFmt w:val="decimal"/>
+      <w:lvlText w:val="%3."/>
+      <w:lvlJc w:val="left"/>
+      <w:pPr>
+        <w:tabs>
+          <w:tab w:val="num" w:pos="2160"/>
+        </w:tabs>
+        <w:ind w:left="2160" w:hanging="360"/>
+      </w:pPr>
+    </w:lvl>
+    <w:lvl w:ilvl="3" w:tentative="1">
+      <w:start w:val="1"/>
+      <w:numFmt w:val="decimal"/>
+      <w:lvlText w:val="%4."/>
+      <w:lvlJc w:val="left"/>
+      <w:pPr>
+        <w:tabs>
+          <w:tab w:val="num" w:pos="2880"/>
+        </w:tabs>
+        <w:ind w:left="2880" w:hanging="360"/>
+      </w:pPr>
+    </w:lvl>
+    <w:lvl w:ilvl="4" w:tentative="1">
+      <w:start w:val="1"/>
+      <w:numFmt w:val="decimal"/>
+      <w:lvlText w:val="%5."/>
+      <w:lvlJc w:val="left"/>
+      <w:pPr>
+        <w:tabs>
+          <w:tab w:val="num" w:pos="3600"/>
+        </w:tabs>
+        <w:ind w:left="3600" w:hanging="360"/>
+      </w:pPr>
+    </w:lvl>
+    <w:lvl w:ilvl="5" w:tentative="1">
+      <w:start w:val="1"/>
+      <w:numFmt w:val="decimal"/>
+      <w:lvlText w:val="%6."/>
+      <w:lvlJc w:val="left"/>
+      <w:pPr>
+        <w:tabs>
+          <w:tab w:val="num" w:pos="4320"/>
+        </w:tabs>
+        <w:ind w:left="4320" w:hanging="360"/>
+      </w:pPr>
+    </w:lvl>
+    <w:lvl w:ilvl="6" w:tentative="1">
+      <w:start w:val="1"/>
+      <w:numFmt w:val="decimal"/>
+      <w:lvlText w:val="%7."/>
+      <w:lvlJc w:val="left"/>
+      <w:pPr>
+        <w:tabs>
+          <w:tab w:val="num" w:pos="5040"/>
+        </w:tabs>
+        <w:ind w:left="5040" w:hanging="360"/>
+      </w:pPr>
+    </w:lvl>
+    <w:lvl w:ilvl="7" w:tentative="1">
+      <w:start w:val="1"/>
+      <w:numFmt w:val="decimal"/>
+      <w:lvlText w:val="%8."/>
+      <w:lvlJc w:val="left"/>
+      <w:pPr>
+        <w:tabs>
+          <w:tab w:val="num" w:pos="5760"/>
+        </w:tabs>
+        <w:ind w:left="5760" w:hanging="360"/>
+      </w:pPr>
+    </w:lvl>
+    <w:lvl w:ilvl="8" w:tentative="1">
+      <w:start w:val="1"/>
+      <w:numFmt w:val="decimal"/>
+      <w:lvlText w:val="%9."/>
+      <w:lvlJc w:val="left"/>
+      <w:pPr>
+        <w:tabs>
+          <w:tab w:val="num" w:pos="6480"/>
+        </w:tabs>
+        <w:ind w:left="6480" w:hanging="360"/>
+      </w:pPr>
+    </w:lvl>
+  </w:abstractNum>
+  <w:abstractNum w:abstractNumId="5" w15:restartNumberingAfterBreak="0">
     <w:nsid w:val="7C2565AC"/>
     <w:multiLevelType w:val="hybridMultilevel"/>
     <w:tmpl w:val="FECEC90A"/>
@@ -1423,13 +1211,22 @@
     </w:lvl>
   </w:abstractNum>
   <w:num w:numId="1" w16cid:durableId="1765806014">
-    <w:abstractNumId w:val="1"/>
+    <w:abstractNumId w:val="2"/>
   </w:num>
   <w:num w:numId="2" w16cid:durableId="1804813768">
     <w:abstractNumId w:val="0"/>
   </w:num>
   <w:num w:numId="3" w16cid:durableId="1798182327">
-    <w:abstractNumId w:val="2"/>
+    <w:abstractNumId w:val="5"/>
+  </w:num>
+  <w:num w:numId="4" w16cid:durableId="1175420677">
+    <w:abstractNumId w:val="1"/>
+  </w:num>
+  <w:num w:numId="5" w16cid:durableId="1290892122">
+    <w:abstractNumId w:val="3"/>
+  </w:num>
+  <w:num w:numId="6" w16cid:durableId="706872097">
+    <w:abstractNumId w:val="4"/>
   </w:num>
 </w:numbering>
 </file>
@@ -2351,6 +2148,77 @@
       <w:spacing w:val="5"/>
     </w:rPr>
   </w:style>
+  <w:style w:type="paragraph" w:styleId="ae">
+    <w:name w:val="header"/>
+    <w:basedOn w:val="a"/>
+    <w:link w:val="af"/>
+    <w:uiPriority w:val="99"/>
+    <w:unhideWhenUsed/>
+    <w:rsid w:val="005C33FD"/>
+    <w:pPr>
+      <w:tabs>
+        <w:tab w:val="center" w:pos="4153"/>
+        <w:tab w:val="right" w:pos="8306"/>
+      </w:tabs>
+      <w:snapToGrid w:val="0"/>
+    </w:pPr>
+    <w:rPr>
+      <w:sz w:val="20"/>
+      <w:szCs w:val="20"/>
+    </w:rPr>
+  </w:style>
+  <w:style w:type="character" w:customStyle="1" w:styleId="af">
+    <w:name w:val="頁首 字元"/>
+    <w:basedOn w:val="a0"/>
+    <w:link w:val="ae"/>
+    <w:uiPriority w:val="99"/>
+    <w:rsid w:val="005C33FD"/>
+    <w:rPr>
+      <w:sz w:val="20"/>
+      <w:szCs w:val="20"/>
+    </w:rPr>
+  </w:style>
+  <w:style w:type="paragraph" w:styleId="af0">
+    <w:name w:val="footer"/>
+    <w:basedOn w:val="a"/>
+    <w:link w:val="af1"/>
+    <w:uiPriority w:val="99"/>
+    <w:unhideWhenUsed/>
+    <w:rsid w:val="005C33FD"/>
+    <w:pPr>
+      <w:tabs>
+        <w:tab w:val="center" w:pos="4153"/>
+        <w:tab w:val="right" w:pos="8306"/>
+      </w:tabs>
+      <w:snapToGrid w:val="0"/>
+    </w:pPr>
+    <w:rPr>
+      <w:sz w:val="20"/>
+      <w:szCs w:val="20"/>
+    </w:rPr>
+  </w:style>
+  <w:style w:type="character" w:customStyle="1" w:styleId="af1">
+    <w:name w:val="頁尾 字元"/>
+    <w:basedOn w:val="a0"/>
+    <w:link w:val="af0"/>
+    <w:uiPriority w:val="99"/>
+    <w:rsid w:val="005C33FD"/>
+    <w:rPr>
+      <w:sz w:val="20"/>
+      <w:szCs w:val="20"/>
+    </w:rPr>
+  </w:style>
+  <w:style w:type="paragraph" w:styleId="Web">
+    <w:name w:val="Normal (Web)"/>
+    <w:basedOn w:val="a"/>
+    <w:uiPriority w:val="99"/>
+    <w:semiHidden/>
+    <w:unhideWhenUsed/>
+    <w:rsid w:val="008F0E77"/>
+    <w:rPr>
+      <w:rFonts w:ascii="Times New Roman" w:hAnsi="Times New Roman" w:cs="Times New Roman"/>
+    </w:rPr>
+  </w:style>
 </w:styles>
 </file>
 
